--- a/Received/ukg/Ukg, maths.docx
+++ b/Received/ukg/Ukg, maths.docx
@@ -19,16 +19,16 @@
         <mc:AlternateContent>
           <mc:Choice Requires="wps">
             <w:drawing>
-              <wp:anchor distT="45720" distB="45720" distL="114300" distR="114300" simplePos="0" relativeHeight="251685888" behindDoc="0" locked="0" layoutInCell="1" allowOverlap="1" wp14:anchorId="0D520728" wp14:editId="6556834F">
+              <wp:anchor distT="45720" distB="45720" distL="114300" distR="114300" simplePos="0" relativeHeight="251685888" behindDoc="0" locked="0" layoutInCell="1" allowOverlap="1" wp14:anchorId="0D520728" wp14:editId="043E6EBF">
                 <wp:simplePos x="0" y="0"/>
                 <wp:positionH relativeFrom="column">
-                  <wp:posOffset>5831840</wp:posOffset>
+                  <wp:posOffset>6060440</wp:posOffset>
                 </wp:positionH>
                 <wp:positionV relativeFrom="paragraph">
                   <wp:posOffset>-40005</wp:posOffset>
                 </wp:positionV>
                 <wp:extent cx="897255" cy="488950"/>
-                <wp:effectExtent l="0" t="0" r="0" b="3175"/>
+                <wp:effectExtent l="0" t="0" r="0" b="6350"/>
                 <wp:wrapNone/>
                 <wp:docPr id="1" name="Text Box 1"/>
                 <wp:cNvGraphicFramePr>
@@ -43,7 +43,7 @@
                       <wps:spPr bwMode="auto">
                         <a:xfrm>
                           <a:off x="0" y="0"/>
-                          <a:ext cx="896620" cy="495935"/>
+                          <a:ext cx="897255" cy="488950"/>
                         </a:xfrm>
                         <a:prstGeom prst="rect">
                           <a:avLst/>
@@ -103,7 +103,7 @@
                 <v:stroke joinstyle="miter"/>
                 <v:path gradientshapeok="t" o:connecttype="rect"/>
               </v:shapetype>
-              <v:shape id="Text Box 1" o:spid="_x0000_s1026" type="#_x0000_t202" style="position:absolute;margin-left:459.2pt;margin-top:-3.15pt;width:70.65pt;height:38.5pt;z-index:251685888;visibility:visible;mso-wrap-style:square;mso-width-percent:0;mso-height-percent:200;mso-wrap-distance-left:9pt;mso-wrap-distance-top:3.6pt;mso-wrap-distance-right:9pt;mso-wrap-distance-bottom:3.6pt;mso-position-horizontal:absolute;mso-position-horizontal-relative:text;mso-position-vertical:absolute;mso-position-vertical-relative:text;mso-width-percent:0;mso-height-percent:200;mso-width-relative:margin;mso-height-relative:margin;v-text-anchor:top" o:gfxdata="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" filled="f" stroked="f">
+              <v:shape id="Text Box 1" o:spid="_x0000_s1026" type="#_x0000_t202" style="position:absolute;margin-left:477.2pt;margin-top:-3.15pt;width:70.65pt;height:38.5pt;z-index:251685888;visibility:visible;mso-wrap-style:square;mso-width-percent:0;mso-height-percent:200;mso-wrap-distance-left:9pt;mso-wrap-distance-top:3.6pt;mso-wrap-distance-right:9pt;mso-wrap-distance-bottom:3.6pt;mso-position-horizontal:absolute;mso-position-horizontal-relative:text;mso-position-vertical:absolute;mso-position-vertical-relative:text;mso-width-percent:0;mso-height-percent:200;mso-width-relative:margin;mso-height-relative:margin;v-text-anchor:top" o:gfxdata="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" filled="f" stroked="f">
                 <v:textbox style="mso-fit-shape-to-text:t">
                   <w:txbxContent>
                     <w:p>
@@ -415,19 +415,8 @@
           <w:sz w:val="28"/>
           <w:szCs w:val="28"/>
         </w:rPr>
-        <w:t>Class: U.</w:t>
-      </w:r>
-      <w:proofErr w:type="gramStart"/>
-      <w:r>
-        <w:rPr>
-          <w:rFonts w:ascii="Times New Roman" w:hAnsi="Times New Roman" w:cs="Times New Roman"/>
-          <w:b/>
-          <w:sz w:val="28"/>
-          <w:szCs w:val="28"/>
-        </w:rPr>
-        <w:t>K.G</w:t>
-      </w:r>
-      <w:proofErr w:type="gramEnd"/>
+        <w:t>Class: U.K.G</w:t>
+      </w:r>
       <w:r>
         <w:rPr>
           <w:rFonts w:ascii="Times New Roman" w:hAnsi="Times New Roman" w:cs="Times New Roman"/>
@@ -585,8 +574,28 @@
           <w:sz w:val="28"/>
           <w:szCs w:val="28"/>
         </w:rPr>
-        <w:t>Sub: Math</w:t>
-      </w:r>
+        <w:t xml:space="preserve">Sub: </w:t>
+      </w:r>
+      <w:proofErr w:type="spellStart"/>
+      <w:r>
+        <w:rPr>
+          <w:rFonts w:ascii="Times New Roman" w:hAnsi="Times New Roman" w:cs="Times New Roman"/>
+          <w:b/>
+          <w:sz w:val="28"/>
+          <w:szCs w:val="28"/>
+        </w:rPr>
+        <w:t>Math</w:t>
+      </w:r>
+      <w:r>
+        <w:rPr>
+          <w:rFonts w:ascii="Times New Roman" w:hAnsi="Times New Roman" w:cs="Times New Roman"/>
+          <w:b/>
+          <w:sz w:val="28"/>
+          <w:szCs w:val="28"/>
+        </w:rPr>
+        <w:t>s</w:t>
+      </w:r>
+      <w:proofErr w:type="spellEnd"/>
     </w:p>
     <w:tbl>
       <w:tblPr>
@@ -1276,27 +1285,15 @@
         </w:rPr>
         <w:t xml:space="preserve"> </w:t>
       </w:r>
-      <w:proofErr w:type="gramStart"/>
-      <w:r>
-        <w:rPr>
-          <w:rFonts w:ascii="Times New Roman" w:hAnsi="Times New Roman" w:cs="Times New Roman"/>
-          <w:b/>
-          <w:bCs/>
-          <w:sz w:val="40"/>
-          <w:szCs w:val="40"/>
-        </w:rPr>
-        <w:t>(</w:t>
-      </w:r>
-      <w:proofErr w:type="gramEnd"/>
-      <w:r>
-        <w:rPr>
-          <w:rFonts w:ascii="Times New Roman" w:hAnsi="Times New Roman" w:cs="Times New Roman"/>
-          <w:b/>
-          <w:bCs/>
-          <w:sz w:val="40"/>
-          <w:szCs w:val="40"/>
-        </w:rPr>
-        <w:t>-)</w:t>
+      <w:r>
+        <w:rPr>
+          <w:rFonts w:ascii="Times New Roman" w:hAnsi="Times New Roman" w:cs="Times New Roman"/>
+          <w:b/>
+          <w:bCs/>
+          <w:sz w:val="40"/>
+          <w:szCs w:val="40"/>
+        </w:rPr>
+        <w:t>(-)</w:t>
       </w:r>
     </w:p>
     <w:p>
@@ -1589,27 +1586,15 @@
         </w:rPr>
         <w:t xml:space="preserve"> </w:t>
       </w:r>
-      <w:proofErr w:type="gramStart"/>
-      <w:r>
-        <w:rPr>
-          <w:rFonts w:ascii="Times New Roman" w:hAnsi="Times New Roman" w:cs="Times New Roman"/>
-          <w:b/>
-          <w:bCs/>
-          <w:sz w:val="40"/>
-          <w:szCs w:val="40"/>
-        </w:rPr>
-        <w:t>(</w:t>
-      </w:r>
-      <w:proofErr w:type="gramEnd"/>
-      <w:r>
-        <w:rPr>
-          <w:rFonts w:ascii="Times New Roman" w:hAnsi="Times New Roman" w:cs="Times New Roman"/>
-          <w:b/>
-          <w:bCs/>
-          <w:sz w:val="40"/>
-          <w:szCs w:val="40"/>
-        </w:rPr>
-        <w:t>+)</w:t>
+      <w:r>
+        <w:rPr>
+          <w:rFonts w:ascii="Times New Roman" w:hAnsi="Times New Roman" w:cs="Times New Roman"/>
+          <w:b/>
+          <w:bCs/>
+          <w:sz w:val="40"/>
+          <w:szCs w:val="40"/>
+        </w:rPr>
+        <w:t>(+)</w:t>
       </w:r>
       <w:r>
         <w:rPr>
@@ -3307,44 +3292,6 @@
                 <w:tab w:val="decimal" w:pos="7655"/>
                 <w:tab w:val="decimal" w:pos="8364"/>
               </w:tabs>
-              <w:jc w:val="center"/>
-              <w:rPr>
-                <w:rFonts w:ascii="Times New Roman" w:hAnsi="Times New Roman" w:cs="Times New Roman"/>
-                <w:sz w:val="40"/>
-                <w:szCs w:val="40"/>
-              </w:rPr>
-            </w:pPr>
-            <w:r>
-              <w:rPr>
-                <w:rFonts w:ascii="Times New Roman" w:hAnsi="Times New Roman" w:cs="Times New Roman"/>
-                <w:sz w:val="40"/>
-                <w:szCs w:val="40"/>
-              </w:rPr>
-              <w:t>30</w:t>
-            </w:r>
-          </w:p>
-        </w:tc>
-        <w:tc>
-          <w:tcPr>
-            <w:tcW w:w="1184" w:type="dxa"/>
-          </w:tcPr>
-          <w:p>
-            <w:pPr>
-              <w:pStyle w:val="BasicParagraph"/>
-              <w:tabs>
-                <w:tab w:val="left" w:pos="1134"/>
-                <w:tab w:val="decimal" w:pos="1560"/>
-                <w:tab w:val="left" w:pos="2410"/>
-                <w:tab w:val="decimal" w:pos="2977"/>
-                <w:tab w:val="left" w:pos="3828"/>
-                <w:tab w:val="decimal" w:pos="4395"/>
-                <w:tab w:val="left" w:pos="5245"/>
-                <w:tab w:val="left" w:pos="5812"/>
-                <w:tab w:val="right" w:pos="6663"/>
-                <w:tab w:val="decimal" w:pos="7655"/>
-                <w:tab w:val="decimal" w:pos="8364"/>
-              </w:tabs>
-              <w:jc w:val="center"/>
               <w:rPr>
                 <w:rFonts w:ascii="Times New Roman" w:hAnsi="Times New Roman" w:cs="Times New Roman"/>
                 <w:sz w:val="40"/>
@@ -3361,16 +3308,16 @@
               <mc:AlternateContent>
                 <mc:Choice Requires="wps">
                   <w:drawing>
-                    <wp:anchor distT="0" distB="0" distL="114300" distR="114300" simplePos="0" relativeHeight="251687936" behindDoc="0" locked="0" layoutInCell="1" allowOverlap="1" wp14:anchorId="6CB2A66E" wp14:editId="1CA7B556">
+                    <wp:anchor distT="0" distB="0" distL="114300" distR="114300" simplePos="0" relativeHeight="251687936" behindDoc="0" locked="0" layoutInCell="1" allowOverlap="1" wp14:anchorId="6CB2A66E" wp14:editId="09D934E9">
                       <wp:simplePos x="0" y="0"/>
                       <wp:positionH relativeFrom="column">
-                        <wp:posOffset>-232707</wp:posOffset>
+                        <wp:posOffset>465455</wp:posOffset>
                       </wp:positionH>
                       <wp:positionV relativeFrom="paragraph">
-                        <wp:posOffset>33940</wp:posOffset>
+                        <wp:posOffset>38735</wp:posOffset>
                       </wp:positionV>
-                      <wp:extent cx="330033" cy="232543"/>
-                      <wp:effectExtent l="0" t="0" r="13335" b="15240"/>
+                      <wp:extent cx="409575" cy="232410"/>
+                      <wp:effectExtent l="0" t="0" r="28575" b="15240"/>
                       <wp:wrapNone/>
                       <wp:docPr id="699545511" name="Rectangle 45"/>
                       <wp:cNvGraphicFramePr/>
@@ -3381,7 +3328,7 @@
                             <wps:spPr>
                               <a:xfrm>
                                 <a:off x="0" y="0"/>
-                                <a:ext cx="330033" cy="232543"/>
+                                <a:ext cx="409575" cy="232410"/>
                               </a:xfrm>
                               <a:prstGeom prst="rect">
                                 <a:avLst/>
@@ -3431,11 +3378,56 @@
                 </mc:Choice>
                 <mc:Fallback>
                   <w:pict>
-                    <v:rect w14:anchorId="483B2AA8" id="Rectangle 45" o:spid="_x0000_s1026" style="position:absolute;margin-left:-18.3pt;margin-top:2.65pt;width:26pt;height:18.3pt;z-index:251687936;visibility:visible;mso-wrap-style:square;mso-width-percent:0;mso-height-percent:0;mso-wrap-distance-left:9pt;mso-wrap-distance-top:0;mso-wrap-distance-right:9pt;mso-wrap-distance-bottom:0;mso-position-horizontal:absolute;mso-position-horizontal-relative:text;mso-position-vertical:absolute;mso-position-vertical-relative:text;mso-width-percent:0;mso-height-percent:0;mso-width-relative:margin;mso-height-relative:margin;v-text-anchor:middle" o:gfxdata="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" fillcolor="white [3212]" strokecolor="black [3213]" strokeweight="1pt"/>
+                    <v:rect w14:anchorId="64D51616" id="Rectangle 45" o:spid="_x0000_s1026" style="position:absolute;margin-left:36.65pt;margin-top:3.05pt;width:32.25pt;height:18.3pt;z-index:251687936;visibility:visible;mso-wrap-style:square;mso-width-percent:0;mso-height-percent:0;mso-wrap-distance-left:9pt;mso-wrap-distance-top:0;mso-wrap-distance-right:9pt;mso-wrap-distance-bottom:0;mso-position-horizontal:absolute;mso-position-horizontal-relative:text;mso-position-vertical:absolute;mso-position-vertical-relative:text;mso-width-percent:0;mso-height-percent:0;mso-width-relative:margin;mso-height-relative:margin;v-text-anchor:middle" o:gfxdata="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" fillcolor="white [3212]" strokecolor="black [3213]" strokeweight="1pt"/>
                   </w:pict>
                 </mc:Fallback>
               </mc:AlternateContent>
             </w:r>
+            <w:r>
+              <w:rPr>
+                <w:rFonts w:ascii="Times New Roman" w:hAnsi="Times New Roman" w:cs="Times New Roman"/>
+                <w:sz w:val="40"/>
+                <w:szCs w:val="40"/>
+              </w:rPr>
+              <w:t xml:space="preserve">  </w:t>
+            </w:r>
+            <w:r>
+              <w:rPr>
+                <w:rFonts w:ascii="Times New Roman" w:hAnsi="Times New Roman" w:cs="Times New Roman"/>
+                <w:sz w:val="40"/>
+                <w:szCs w:val="40"/>
+              </w:rPr>
+              <w:t>30</w:t>
+            </w:r>
+          </w:p>
+        </w:tc>
+        <w:tc>
+          <w:tcPr>
+            <w:tcW w:w="1184" w:type="dxa"/>
+          </w:tcPr>
+          <w:p>
+            <w:pPr>
+              <w:pStyle w:val="BasicParagraph"/>
+              <w:tabs>
+                <w:tab w:val="left" w:pos="1134"/>
+                <w:tab w:val="decimal" w:pos="1560"/>
+                <w:tab w:val="left" w:pos="2410"/>
+                <w:tab w:val="decimal" w:pos="2977"/>
+                <w:tab w:val="left" w:pos="3828"/>
+                <w:tab w:val="decimal" w:pos="4395"/>
+                <w:tab w:val="left" w:pos="5245"/>
+                <w:tab w:val="left" w:pos="5812"/>
+                <w:tab w:val="right" w:pos="6663"/>
+                <w:tab w:val="decimal" w:pos="7655"/>
+                <w:tab w:val="decimal" w:pos="8364"/>
+              </w:tabs>
+              <w:jc w:val="center"/>
+              <w:rPr>
+                <w:rFonts w:ascii="Times New Roman" w:hAnsi="Times New Roman" w:cs="Times New Roman"/>
+                <w:sz w:val="40"/>
+                <w:szCs w:val="40"/>
+              </w:rPr>
+            </w:pPr>
             <w:r>
               <w:rPr>
                 <w:rFonts w:ascii="Times New Roman" w:hAnsi="Times New Roman" w:cs="Times New Roman"/>
@@ -3571,43 +3563,6 @@
             <w:r>
               <w:rPr>
                 <w:rFonts w:ascii="Times New Roman" w:hAnsi="Times New Roman" w:cs="Times New Roman"/>
-                <w:sz w:val="40"/>
-                <w:szCs w:val="40"/>
-              </w:rPr>
-              <w:t>26</w:t>
-            </w:r>
-          </w:p>
-        </w:tc>
-        <w:tc>
-          <w:tcPr>
-            <w:tcW w:w="1250" w:type="dxa"/>
-          </w:tcPr>
-          <w:p>
-            <w:pPr>
-              <w:pStyle w:val="BasicParagraph"/>
-              <w:tabs>
-                <w:tab w:val="left" w:pos="1134"/>
-                <w:tab w:val="decimal" w:pos="1560"/>
-                <w:tab w:val="left" w:pos="2410"/>
-                <w:tab w:val="decimal" w:pos="2977"/>
-                <w:tab w:val="left" w:pos="3828"/>
-                <w:tab w:val="decimal" w:pos="4395"/>
-                <w:tab w:val="left" w:pos="5245"/>
-                <w:tab w:val="left" w:pos="5812"/>
-                <w:tab w:val="right" w:pos="6663"/>
-                <w:tab w:val="decimal" w:pos="7655"/>
-                <w:tab w:val="decimal" w:pos="8364"/>
-              </w:tabs>
-              <w:jc w:val="center"/>
-              <w:rPr>
-                <w:rFonts w:ascii="Times New Roman" w:hAnsi="Times New Roman" w:cs="Times New Roman"/>
-                <w:sz w:val="40"/>
-                <w:szCs w:val="40"/>
-              </w:rPr>
-            </w:pPr>
-            <w:r>
-              <w:rPr>
-                <w:rFonts w:ascii="Times New Roman" w:hAnsi="Times New Roman" w:cs="Times New Roman"/>
                 <w:noProof/>
                 <w:sz w:val="40"/>
                 <w:szCs w:val="40"/>
@@ -3615,16 +3570,16 @@
               <mc:AlternateContent>
                 <mc:Choice Requires="wps">
                   <w:drawing>
-                    <wp:anchor distT="0" distB="0" distL="114300" distR="114300" simplePos="0" relativeHeight="251662336" behindDoc="0" locked="0" layoutInCell="1" allowOverlap="1" wp14:anchorId="3C6F5D34" wp14:editId="17575874">
+                    <wp:anchor distT="0" distB="0" distL="114300" distR="114300" simplePos="0" relativeHeight="251662336" behindDoc="0" locked="0" layoutInCell="1" allowOverlap="1" wp14:anchorId="3C6F5D34" wp14:editId="18283AC2">
                       <wp:simplePos x="0" y="0"/>
                       <wp:positionH relativeFrom="column">
-                        <wp:posOffset>-232707</wp:posOffset>
+                        <wp:posOffset>541020</wp:posOffset>
                       </wp:positionH>
                       <wp:positionV relativeFrom="paragraph">
-                        <wp:posOffset>33940</wp:posOffset>
+                        <wp:posOffset>32385</wp:posOffset>
                       </wp:positionV>
-                      <wp:extent cx="330033" cy="232543"/>
-                      <wp:effectExtent l="0" t="0" r="13335" b="15240"/>
+                      <wp:extent cx="390525" cy="232410"/>
+                      <wp:effectExtent l="0" t="0" r="28575" b="15240"/>
                       <wp:wrapNone/>
                       <wp:docPr id="1744440471" name="Rectangle 45"/>
                       <wp:cNvGraphicFramePr/>
@@ -3635,7 +3590,7 @@
                             <wps:spPr>
                               <a:xfrm>
                                 <a:off x="0" y="0"/>
-                                <a:ext cx="330033" cy="232543"/>
+                                <a:ext cx="390525" cy="232410"/>
                               </a:xfrm>
                               <a:prstGeom prst="rect">
                                 <a:avLst/>
@@ -3685,11 +3640,48 @@
                 </mc:Choice>
                 <mc:Fallback>
                   <w:pict>
-                    <v:rect w14:anchorId="5F73B7F3" id="Rectangle 45" o:spid="_x0000_s1026" style="position:absolute;margin-left:-18.3pt;margin-top:2.65pt;width:26pt;height:18.3pt;z-index:251662336;visibility:visible;mso-wrap-style:square;mso-width-percent:0;mso-height-percent:0;mso-wrap-distance-left:9pt;mso-wrap-distance-top:0;mso-wrap-distance-right:9pt;mso-wrap-distance-bottom:0;mso-position-horizontal:absolute;mso-position-horizontal-relative:text;mso-position-vertical:absolute;mso-position-vertical-relative:text;mso-width-percent:0;mso-height-percent:0;mso-width-relative:margin;mso-height-relative:margin;v-text-anchor:middle" o:gfxdata="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" fillcolor="white [3212]" strokecolor="black [3213]" strokeweight="1pt"/>
+                    <v:rect w14:anchorId="4857D4DC" id="Rectangle 45" o:spid="_x0000_s1026" style="position:absolute;margin-left:42.6pt;margin-top:2.55pt;width:30.75pt;height:18.3pt;z-index:251662336;visibility:visible;mso-wrap-style:square;mso-width-percent:0;mso-height-percent:0;mso-wrap-distance-left:9pt;mso-wrap-distance-top:0;mso-wrap-distance-right:9pt;mso-wrap-distance-bottom:0;mso-position-horizontal:absolute;mso-position-horizontal-relative:text;mso-position-vertical:absolute;mso-position-vertical-relative:text;mso-width-percent:0;mso-height-percent:0;mso-width-relative:margin;mso-height-relative:margin;v-text-anchor:middle" o:gfxdata="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" fillcolor="white [3212]" strokecolor="black [3213]" strokeweight="1pt"/>
                   </w:pict>
                 </mc:Fallback>
               </mc:AlternateContent>
             </w:r>
+            <w:r>
+              <w:rPr>
+                <w:rFonts w:ascii="Times New Roman" w:hAnsi="Times New Roman" w:cs="Times New Roman"/>
+                <w:sz w:val="40"/>
+                <w:szCs w:val="40"/>
+              </w:rPr>
+              <w:t>26</w:t>
+            </w:r>
+          </w:p>
+        </w:tc>
+        <w:tc>
+          <w:tcPr>
+            <w:tcW w:w="1250" w:type="dxa"/>
+          </w:tcPr>
+          <w:p>
+            <w:pPr>
+              <w:pStyle w:val="BasicParagraph"/>
+              <w:tabs>
+                <w:tab w:val="left" w:pos="1134"/>
+                <w:tab w:val="decimal" w:pos="1560"/>
+                <w:tab w:val="left" w:pos="2410"/>
+                <w:tab w:val="decimal" w:pos="2977"/>
+                <w:tab w:val="left" w:pos="3828"/>
+                <w:tab w:val="decimal" w:pos="4395"/>
+                <w:tab w:val="left" w:pos="5245"/>
+                <w:tab w:val="left" w:pos="5812"/>
+                <w:tab w:val="right" w:pos="6663"/>
+                <w:tab w:val="decimal" w:pos="7655"/>
+                <w:tab w:val="decimal" w:pos="8364"/>
+              </w:tabs>
+              <w:jc w:val="center"/>
+              <w:rPr>
+                <w:rFonts w:ascii="Times New Roman" w:hAnsi="Times New Roman" w:cs="Times New Roman"/>
+                <w:sz w:val="40"/>
+                <w:szCs w:val="40"/>
+              </w:rPr>
+            </w:pPr>
             <w:r>
               <w:rPr>
                 <w:rFonts w:ascii="Times New Roman" w:hAnsi="Times New Roman" w:cs="Times New Roman"/>
@@ -3737,44 +3729,6 @@
                 <w:tab w:val="decimal" w:pos="7655"/>
                 <w:tab w:val="decimal" w:pos="8364"/>
               </w:tabs>
-              <w:jc w:val="center"/>
-              <w:rPr>
-                <w:rFonts w:ascii="Times New Roman" w:hAnsi="Times New Roman" w:cs="Times New Roman"/>
-                <w:sz w:val="40"/>
-                <w:szCs w:val="40"/>
-              </w:rPr>
-            </w:pPr>
-            <w:r>
-              <w:rPr>
-                <w:rFonts w:ascii="Times New Roman" w:hAnsi="Times New Roman" w:cs="Times New Roman"/>
-                <w:sz w:val="40"/>
-                <w:szCs w:val="40"/>
-              </w:rPr>
-              <w:t>24</w:t>
-            </w:r>
-          </w:p>
-        </w:tc>
-        <w:tc>
-          <w:tcPr>
-            <w:tcW w:w="1179" w:type="dxa"/>
-          </w:tcPr>
-          <w:p>
-            <w:pPr>
-              <w:pStyle w:val="BasicParagraph"/>
-              <w:tabs>
-                <w:tab w:val="left" w:pos="1134"/>
-                <w:tab w:val="decimal" w:pos="1560"/>
-                <w:tab w:val="left" w:pos="2410"/>
-                <w:tab w:val="decimal" w:pos="2977"/>
-                <w:tab w:val="left" w:pos="3828"/>
-                <w:tab w:val="decimal" w:pos="4395"/>
-                <w:tab w:val="left" w:pos="5245"/>
-                <w:tab w:val="left" w:pos="5812"/>
-                <w:tab w:val="right" w:pos="6663"/>
-                <w:tab w:val="decimal" w:pos="7655"/>
-                <w:tab w:val="decimal" w:pos="8364"/>
-              </w:tabs>
-              <w:jc w:val="center"/>
               <w:rPr>
                 <w:rFonts w:ascii="Times New Roman" w:hAnsi="Times New Roman" w:cs="Times New Roman"/>
                 <w:sz w:val="40"/>
@@ -3791,16 +3745,16 @@
               <mc:AlternateContent>
                 <mc:Choice Requires="wps">
                   <w:drawing>
-                    <wp:anchor distT="0" distB="0" distL="114300" distR="114300" simplePos="0" relativeHeight="251665408" behindDoc="0" locked="0" layoutInCell="1" allowOverlap="1" wp14:anchorId="6C89A5B2" wp14:editId="77A683A3">
+                    <wp:anchor distT="0" distB="0" distL="114300" distR="114300" simplePos="0" relativeHeight="251665408" behindDoc="0" locked="0" layoutInCell="1" allowOverlap="1" wp14:anchorId="6C89A5B2" wp14:editId="45741884">
                       <wp:simplePos x="0" y="0"/>
                       <wp:positionH relativeFrom="column">
-                        <wp:posOffset>-232707</wp:posOffset>
+                        <wp:posOffset>452755</wp:posOffset>
                       </wp:positionH>
                       <wp:positionV relativeFrom="paragraph">
-                        <wp:posOffset>33940</wp:posOffset>
+                        <wp:posOffset>29210</wp:posOffset>
                       </wp:positionV>
-                      <wp:extent cx="330033" cy="232543"/>
-                      <wp:effectExtent l="0" t="0" r="13335" b="15240"/>
+                      <wp:extent cx="428625" cy="232410"/>
+                      <wp:effectExtent l="0" t="0" r="28575" b="15240"/>
                       <wp:wrapNone/>
                       <wp:docPr id="552442918" name="Rectangle 45"/>
                       <wp:cNvGraphicFramePr/>
@@ -3811,7 +3765,7 @@
                             <wps:spPr>
                               <a:xfrm>
                                 <a:off x="0" y="0"/>
-                                <a:ext cx="330033" cy="232543"/>
+                                <a:ext cx="428625" cy="232410"/>
                               </a:xfrm>
                               <a:prstGeom prst="rect">
                                 <a:avLst/>
@@ -3861,11 +3815,56 @@
                 </mc:Choice>
                 <mc:Fallback>
                   <w:pict>
-                    <v:rect w14:anchorId="0F7F9448" id="Rectangle 45" o:spid="_x0000_s1026" style="position:absolute;margin-left:-18.3pt;margin-top:2.65pt;width:26pt;height:18.3pt;z-index:251665408;visibility:visible;mso-wrap-style:square;mso-width-percent:0;mso-height-percent:0;mso-wrap-distance-left:9pt;mso-wrap-distance-top:0;mso-wrap-distance-right:9pt;mso-wrap-distance-bottom:0;mso-position-horizontal:absolute;mso-position-horizontal-relative:text;mso-position-vertical:absolute;mso-position-vertical-relative:text;mso-width-percent:0;mso-height-percent:0;mso-width-relative:margin;mso-height-relative:margin;v-text-anchor:middle" o:gfxdata="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" fillcolor="white [3212]" strokecolor="black [3213]" strokeweight="1pt"/>
+                    <v:rect w14:anchorId="1BE02C95" id="Rectangle 45" o:spid="_x0000_s1026" style="position:absolute;margin-left:35.65pt;margin-top:2.3pt;width:33.75pt;height:18.3pt;z-index:251665408;visibility:visible;mso-wrap-style:square;mso-width-percent:0;mso-height-percent:0;mso-wrap-distance-left:9pt;mso-wrap-distance-top:0;mso-wrap-distance-right:9pt;mso-wrap-distance-bottom:0;mso-position-horizontal:absolute;mso-position-horizontal-relative:text;mso-position-vertical:absolute;mso-position-vertical-relative:text;mso-width-percent:0;mso-height-percent:0;mso-width-relative:margin;mso-height-relative:margin;v-text-anchor:middle" o:gfxdata="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" fillcolor="white [3212]" strokecolor="black [3213]" strokeweight="1pt"/>
                   </w:pict>
                 </mc:Fallback>
               </mc:AlternateContent>
             </w:r>
+            <w:r>
+              <w:rPr>
+                <w:rFonts w:ascii="Times New Roman" w:hAnsi="Times New Roman" w:cs="Times New Roman"/>
+                <w:sz w:val="40"/>
+                <w:szCs w:val="40"/>
+              </w:rPr>
+              <w:t xml:space="preserve">  </w:t>
+            </w:r>
+            <w:r>
+              <w:rPr>
+                <w:rFonts w:ascii="Times New Roman" w:hAnsi="Times New Roman" w:cs="Times New Roman"/>
+                <w:sz w:val="40"/>
+                <w:szCs w:val="40"/>
+              </w:rPr>
+              <w:t>24</w:t>
+            </w:r>
+          </w:p>
+        </w:tc>
+        <w:tc>
+          <w:tcPr>
+            <w:tcW w:w="1179" w:type="dxa"/>
+          </w:tcPr>
+          <w:p>
+            <w:pPr>
+              <w:pStyle w:val="BasicParagraph"/>
+              <w:tabs>
+                <w:tab w:val="left" w:pos="1134"/>
+                <w:tab w:val="decimal" w:pos="1560"/>
+                <w:tab w:val="left" w:pos="2410"/>
+                <w:tab w:val="decimal" w:pos="2977"/>
+                <w:tab w:val="left" w:pos="3828"/>
+                <w:tab w:val="decimal" w:pos="4395"/>
+                <w:tab w:val="left" w:pos="5245"/>
+                <w:tab w:val="left" w:pos="5812"/>
+                <w:tab w:val="right" w:pos="6663"/>
+                <w:tab w:val="decimal" w:pos="7655"/>
+                <w:tab w:val="decimal" w:pos="8364"/>
+              </w:tabs>
+              <w:jc w:val="center"/>
+              <w:rPr>
+                <w:rFonts w:ascii="Times New Roman" w:hAnsi="Times New Roman" w:cs="Times New Roman"/>
+                <w:sz w:val="40"/>
+                <w:szCs w:val="40"/>
+              </w:rPr>
+            </w:pPr>
             <w:r>
               <w:rPr>
                 <w:rFonts w:ascii="Times New Roman" w:hAnsi="Times New Roman" w:cs="Times New Roman"/>
@@ -3949,43 +3948,6 @@
             <w:r>
               <w:rPr>
                 <w:rFonts w:ascii="Times New Roman" w:hAnsi="Times New Roman" w:cs="Times New Roman"/>
-                <w:sz w:val="40"/>
-                <w:szCs w:val="40"/>
-              </w:rPr>
-              <w:t>18</w:t>
-            </w:r>
-          </w:p>
-        </w:tc>
-        <w:tc>
-          <w:tcPr>
-            <w:tcW w:w="1173" w:type="dxa"/>
-          </w:tcPr>
-          <w:p>
-            <w:pPr>
-              <w:pStyle w:val="BasicParagraph"/>
-              <w:tabs>
-                <w:tab w:val="left" w:pos="1134"/>
-                <w:tab w:val="decimal" w:pos="1560"/>
-                <w:tab w:val="left" w:pos="2410"/>
-                <w:tab w:val="decimal" w:pos="2977"/>
-                <w:tab w:val="left" w:pos="3828"/>
-                <w:tab w:val="decimal" w:pos="4395"/>
-                <w:tab w:val="left" w:pos="5245"/>
-                <w:tab w:val="left" w:pos="5812"/>
-                <w:tab w:val="right" w:pos="6663"/>
-                <w:tab w:val="decimal" w:pos="7655"/>
-                <w:tab w:val="decimal" w:pos="8364"/>
-              </w:tabs>
-              <w:jc w:val="center"/>
-              <w:rPr>
-                <w:rFonts w:ascii="Times New Roman" w:hAnsi="Times New Roman" w:cs="Times New Roman"/>
-                <w:sz w:val="40"/>
-                <w:szCs w:val="40"/>
-              </w:rPr>
-            </w:pPr>
-            <w:r>
-              <w:rPr>
-                <w:rFonts w:ascii="Times New Roman" w:hAnsi="Times New Roman" w:cs="Times New Roman"/>
                 <w:noProof/>
                 <w:sz w:val="40"/>
                 <w:szCs w:val="40"/>
@@ -3993,16 +3955,16 @@
               <mc:AlternateContent>
                 <mc:Choice Requires="wps">
                   <w:drawing>
-                    <wp:anchor distT="0" distB="0" distL="114300" distR="114300" simplePos="0" relativeHeight="251699200" behindDoc="0" locked="0" layoutInCell="1" allowOverlap="1" wp14:anchorId="620FD235" wp14:editId="14001A7E">
+                    <wp:anchor distT="0" distB="0" distL="114300" distR="114300" simplePos="0" relativeHeight="251699200" behindDoc="0" locked="0" layoutInCell="1" allowOverlap="1" wp14:anchorId="620FD235" wp14:editId="13B3DE01">
                       <wp:simplePos x="0" y="0"/>
                       <wp:positionH relativeFrom="column">
-                        <wp:posOffset>-232707</wp:posOffset>
+                        <wp:posOffset>463550</wp:posOffset>
                       </wp:positionH>
                       <wp:positionV relativeFrom="paragraph">
-                        <wp:posOffset>33940</wp:posOffset>
+                        <wp:posOffset>36830</wp:posOffset>
                       </wp:positionV>
-                      <wp:extent cx="330033" cy="232543"/>
-                      <wp:effectExtent l="0" t="0" r="13335" b="15240"/>
+                      <wp:extent cx="409575" cy="232410"/>
+                      <wp:effectExtent l="0" t="0" r="28575" b="15240"/>
                       <wp:wrapNone/>
                       <wp:docPr id="501871518" name="Rectangle 45"/>
                       <wp:cNvGraphicFramePr/>
@@ -4013,7 +3975,7 @@
                             <wps:spPr>
                               <a:xfrm>
                                 <a:off x="0" y="0"/>
-                                <a:ext cx="330033" cy="232543"/>
+                                <a:ext cx="409575" cy="232410"/>
                               </a:xfrm>
                               <a:prstGeom prst="rect">
                                 <a:avLst/>
@@ -4063,11 +4025,48 @@
                 </mc:Choice>
                 <mc:Fallback>
                   <w:pict>
-                    <v:rect w14:anchorId="26B89C32" id="Rectangle 45" o:spid="_x0000_s1026" style="position:absolute;margin-left:-18.3pt;margin-top:2.65pt;width:26pt;height:18.3pt;z-index:251699200;visibility:visible;mso-wrap-style:square;mso-width-percent:0;mso-height-percent:0;mso-wrap-distance-left:9pt;mso-wrap-distance-top:0;mso-wrap-distance-right:9pt;mso-wrap-distance-bottom:0;mso-position-horizontal:absolute;mso-position-horizontal-relative:text;mso-position-vertical:absolute;mso-position-vertical-relative:text;mso-width-percent:0;mso-height-percent:0;mso-width-relative:margin;mso-height-relative:margin;v-text-anchor:middle" o:gfxdata="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" fillcolor="white [3212]" strokecolor="black [3213]" strokeweight="1pt"/>
+                    <v:rect w14:anchorId="358BFA93" id="Rectangle 45" o:spid="_x0000_s1026" style="position:absolute;margin-left:36.5pt;margin-top:2.9pt;width:32.25pt;height:18.3pt;z-index:251699200;visibility:visible;mso-wrap-style:square;mso-width-percent:0;mso-height-percent:0;mso-wrap-distance-left:9pt;mso-wrap-distance-top:0;mso-wrap-distance-right:9pt;mso-wrap-distance-bottom:0;mso-position-horizontal:absolute;mso-position-horizontal-relative:text;mso-position-vertical:absolute;mso-position-vertical-relative:text;mso-width-percent:0;mso-height-percent:0;mso-width-relative:margin;mso-height-relative:margin;v-text-anchor:middle" o:gfxdata="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" fillcolor="white [3212]" strokecolor="black [3213]" strokeweight="1pt"/>
                   </w:pict>
                 </mc:Fallback>
               </mc:AlternateContent>
             </w:r>
+            <w:r>
+              <w:rPr>
+                <w:rFonts w:ascii="Times New Roman" w:hAnsi="Times New Roman" w:cs="Times New Roman"/>
+                <w:sz w:val="40"/>
+                <w:szCs w:val="40"/>
+              </w:rPr>
+              <w:t>18</w:t>
+            </w:r>
+          </w:p>
+        </w:tc>
+        <w:tc>
+          <w:tcPr>
+            <w:tcW w:w="1173" w:type="dxa"/>
+          </w:tcPr>
+          <w:p>
+            <w:pPr>
+              <w:pStyle w:val="BasicParagraph"/>
+              <w:tabs>
+                <w:tab w:val="left" w:pos="1134"/>
+                <w:tab w:val="decimal" w:pos="1560"/>
+                <w:tab w:val="left" w:pos="2410"/>
+                <w:tab w:val="decimal" w:pos="2977"/>
+                <w:tab w:val="left" w:pos="3828"/>
+                <w:tab w:val="decimal" w:pos="4395"/>
+                <w:tab w:val="left" w:pos="5245"/>
+                <w:tab w:val="left" w:pos="5812"/>
+                <w:tab w:val="right" w:pos="6663"/>
+                <w:tab w:val="decimal" w:pos="7655"/>
+                <w:tab w:val="decimal" w:pos="8364"/>
+              </w:tabs>
+              <w:jc w:val="center"/>
+              <w:rPr>
+                <w:rFonts w:ascii="Times New Roman" w:hAnsi="Times New Roman" w:cs="Times New Roman"/>
+                <w:sz w:val="40"/>
+                <w:szCs w:val="40"/>
+              </w:rPr>
+            </w:pPr>
             <w:r>
               <w:rPr>
                 <w:rFonts w:ascii="Times New Roman" w:hAnsi="Times New Roman" w:cs="Times New Roman"/>
@@ -4167,13 +4166,20 @@
                 <w:tab w:val="decimal" w:pos="7655"/>
                 <w:tab w:val="decimal" w:pos="8364"/>
               </w:tabs>
-              <w:jc w:val="center"/>
               <w:rPr>
                 <w:rFonts w:ascii="Times New Roman" w:hAnsi="Times New Roman" w:cs="Times New Roman"/>
                 <w:sz w:val="40"/>
                 <w:szCs w:val="40"/>
               </w:rPr>
             </w:pPr>
+            <w:r>
+              <w:rPr>
+                <w:rFonts w:ascii="Times New Roman" w:hAnsi="Times New Roman" w:cs="Times New Roman"/>
+                <w:sz w:val="40"/>
+                <w:szCs w:val="40"/>
+              </w:rPr>
+              <w:t xml:space="preserve"> </w:t>
+            </w:r>
             <w:r>
               <w:rPr>
                 <w:rFonts w:ascii="Times New Roman" w:hAnsi="Times New Roman" w:cs="Times New Roman"/>
@@ -4310,6 +4316,14 @@
                 <w:sz w:val="40"/>
                 <w:szCs w:val="40"/>
               </w:rPr>
+              <w:t xml:space="preserve"> </w:t>
+            </w:r>
+            <w:r>
+              <w:rPr>
+                <w:rFonts w:ascii="Times New Roman" w:hAnsi="Times New Roman" w:cs="Times New Roman"/>
+                <w:sz w:val="40"/>
+                <w:szCs w:val="40"/>
+              </w:rPr>
               <w:t>21</w:t>
             </w:r>
           </w:p>
@@ -7269,6 +7283,82 @@
           <w:sz w:val="40"/>
           <w:szCs w:val="40"/>
         </w:rPr>
+      </w:pPr>
+      <w:r>
+        <w:rPr>
+          <w:rFonts w:ascii="Times New Roman" w:hAnsi="Times New Roman" w:cs="Times New Roman"/>
+          <w:b/>
+          <w:bCs/>
+          <w:sz w:val="40"/>
+          <w:szCs w:val="40"/>
+        </w:rPr>
+        <w:t>The End</w:t>
+      </w:r>
+    </w:p>
+    <w:p>
+      <w:pPr>
+        <w:pStyle w:val="BasicParagraph"/>
+        <w:tabs>
+          <w:tab w:val="decimal" w:pos="1985"/>
+          <w:tab w:val="decimal" w:pos="3969"/>
+          <w:tab w:val="decimal" w:pos="6096"/>
+          <w:tab w:val="decimal" w:pos="7655"/>
+          <w:tab w:val="decimal" w:pos="8364"/>
+          <w:tab w:val="right" w:pos="9639"/>
+        </w:tabs>
+        <w:spacing w:line="360" w:lineRule="auto"/>
+        <w:jc w:val="center"/>
+        <w:rPr>
+          <w:rFonts w:ascii="Times New Roman" w:hAnsi="Times New Roman" w:cs="Times New Roman"/>
+          <w:b/>
+          <w:bCs/>
+          <w:sz w:val="40"/>
+          <w:szCs w:val="40"/>
+        </w:rPr>
+      </w:pPr>
+    </w:p>
+    <w:p>
+      <w:pPr>
+        <w:pStyle w:val="BasicParagraph"/>
+        <w:tabs>
+          <w:tab w:val="decimal" w:pos="1985"/>
+          <w:tab w:val="decimal" w:pos="3969"/>
+          <w:tab w:val="decimal" w:pos="6096"/>
+          <w:tab w:val="decimal" w:pos="7655"/>
+          <w:tab w:val="decimal" w:pos="8364"/>
+          <w:tab w:val="right" w:pos="9639"/>
+        </w:tabs>
+        <w:spacing w:line="360" w:lineRule="auto"/>
+        <w:jc w:val="center"/>
+        <w:rPr>
+          <w:rFonts w:ascii="Times New Roman" w:hAnsi="Times New Roman" w:cs="Times New Roman"/>
+          <w:b/>
+          <w:bCs/>
+          <w:sz w:val="40"/>
+          <w:szCs w:val="40"/>
+        </w:rPr>
+      </w:pPr>
+    </w:p>
+    <w:p>
+      <w:pPr>
+        <w:pStyle w:val="BasicParagraph"/>
+        <w:tabs>
+          <w:tab w:val="decimal" w:pos="1985"/>
+          <w:tab w:val="decimal" w:pos="3969"/>
+          <w:tab w:val="decimal" w:pos="6096"/>
+          <w:tab w:val="decimal" w:pos="7655"/>
+          <w:tab w:val="decimal" w:pos="8364"/>
+          <w:tab w:val="right" w:pos="9639"/>
+        </w:tabs>
+        <w:spacing w:line="360" w:lineRule="auto"/>
+        <w:jc w:val="center"/>
+        <w:rPr>
+          <w:rFonts w:ascii="Times New Roman" w:hAnsi="Times New Roman" w:cs="Times New Roman"/>
+          <w:b/>
+          <w:bCs/>
+          <w:sz w:val="40"/>
+          <w:szCs w:val="40"/>
+        </w:rPr>
         <w:sectPr>
           <w:type w:val="continuous"/>
           <w:pgSz w:w="11906" w:h="16838" w:code="9"/>
@@ -7280,16 +7370,6 @@
           <w:docGrid w:linePitch="299"/>
         </w:sectPr>
       </w:pPr>
-      <w:r>
-        <w:rPr>
-          <w:rFonts w:ascii="Times New Roman" w:hAnsi="Times New Roman" w:cs="Times New Roman"/>
-          <w:b/>
-          <w:bCs/>
-          <w:sz w:val="40"/>
-          <w:szCs w:val="40"/>
-        </w:rPr>
-        <w:t>The End</w:t>
-      </w:r>
     </w:p>
     <w:p>
       <w:pPr>

--- a/Received/ukg/Ukg, maths.docx
+++ b/Received/ukg/Ukg, maths.docx
@@ -173,7 +173,7 @@
                           <a:avLst/>
                         </a:prstGeom>
                         <a:blipFill dpi="0" rotWithShape="1">
-                          <a:blip r:embed="rId5"/>
+                          <a:blip r:embed="rId6"/>
                           <a:srcRect/>
                           <a:stretch>
                             <a:fillRect/>
@@ -213,7 +213,7 @@
           <mc:Fallback>
             <w:pict>
               <v:rect w14:anchorId="344F2E78" id="Rectangle 25" o:spid="_x0000_s1026" style="position:absolute;margin-left:0;margin-top:.65pt;width:37.75pt;height:46.05pt;z-index:251683840;visibility:visible;mso-wrap-style:square;mso-width-percent:0;mso-height-percent:0;mso-wrap-distance-left:9pt;mso-wrap-distance-top:0;mso-wrap-distance-right:9pt;mso-wrap-distance-bottom:0;mso-position-horizontal:absolute;mso-position-horizontal-relative:margin;mso-position-vertical:absolute;mso-position-vertical-relative:text;mso-width-percent:0;mso-height-percent:0;mso-width-relative:margin;mso-height-relative:margin;v-text-anchor:middle" o:gfxdata="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" stroked="f" strokeweight="2pt">
-                <v:fill r:id="rId6" o:title="" recolor="t" rotate="t" type="frame"/>
+                <v:fill r:id="rId7" o:title="" recolor="t" rotate="t" type="frame"/>
                 <w10:wrap anchorx="margin"/>
               </v:rect>
             </w:pict>
@@ -415,8 +415,19 @@
           <w:sz w:val="28"/>
           <w:szCs w:val="28"/>
         </w:rPr>
-        <w:t>Class: U.K.G</w:t>
-      </w:r>
+        <w:t>Class: U.</w:t>
+      </w:r>
+      <w:proofErr w:type="gramStart"/>
+      <w:r>
+        <w:rPr>
+          <w:rFonts w:ascii="Times New Roman" w:hAnsi="Times New Roman" w:cs="Times New Roman"/>
+          <w:b/>
+          <w:sz w:val="28"/>
+          <w:szCs w:val="28"/>
+        </w:rPr>
+        <w:t>K.G</w:t>
+      </w:r>
+      <w:proofErr w:type="gramEnd"/>
       <w:r>
         <w:rPr>
           <w:rFonts w:ascii="Times New Roman" w:hAnsi="Times New Roman" w:cs="Times New Roman"/>
@@ -912,6 +923,10 @@
     <w:p>
       <w:pPr>
         <w:pStyle w:val="BasicParagraph"/>
+        <w:numPr>
+          <w:ilvl w:val="0"/>
+          <w:numId w:val="3"/>
+        </w:numPr>
         <w:spacing w:line="480" w:lineRule="auto"/>
         <w:rPr>
           <w:rFonts w:ascii="Times New Roman" w:hAnsi="Times New Roman" w:cs="Times New Roman"/>
@@ -931,17 +946,6 @@
           <w:szCs w:val="40"/>
         </w:rPr>
         <w:t>What comes before.</w:t>
-      </w:r>
-      <w:r>
-        <w:rPr>
-          <w:rFonts w:ascii="Times New Roman" w:hAnsi="Times New Roman" w:cs="Times New Roman"/>
-          <w:b/>
-          <w:bCs/>
-          <w:noProof/>
-          <w:sz w:val="40"/>
-          <w:szCs w:val="40"/>
-        </w:rPr>
-        <w:tab/>
       </w:r>
       <w:r>
         <w:rPr>
@@ -1253,10 +1257,9 @@
         <w:pStyle w:val="BasicParagraph"/>
         <w:numPr>
           <w:ilvl w:val="0"/>
-          <w:numId w:val="1"/>
+          <w:numId w:val="3"/>
         </w:numPr>
         <w:spacing w:line="240" w:lineRule="auto"/>
-        <w:ind w:left="426" w:hanging="426"/>
         <w:rPr>
           <w:rFonts w:ascii="Times New Roman" w:hAnsi="Times New Roman" w:cs="Times New Roman"/>
           <w:b/>
@@ -1294,6 +1297,97 @@
           <w:szCs w:val="40"/>
         </w:rPr>
         <w:t>(-)</w:t>
+      </w:r>
+      <w:r>
+        <w:rPr>
+          <w:rFonts w:ascii="Times New Roman" w:hAnsi="Times New Roman" w:cs="Times New Roman"/>
+          <w:b/>
+          <w:bCs/>
+          <w:sz w:val="40"/>
+          <w:szCs w:val="40"/>
+        </w:rPr>
+        <w:tab/>
+      </w:r>
+      <w:r>
+        <w:rPr>
+          <w:rFonts w:ascii="Times New Roman" w:hAnsi="Times New Roman" w:cs="Times New Roman"/>
+          <w:b/>
+          <w:bCs/>
+          <w:sz w:val="40"/>
+          <w:szCs w:val="40"/>
+        </w:rPr>
+        <w:tab/>
+      </w:r>
+      <w:r>
+        <w:rPr>
+          <w:rFonts w:ascii="Times New Roman" w:hAnsi="Times New Roman" w:cs="Times New Roman"/>
+          <w:b/>
+          <w:bCs/>
+          <w:sz w:val="40"/>
+          <w:szCs w:val="40"/>
+        </w:rPr>
+        <w:tab/>
+      </w:r>
+      <w:r>
+        <w:rPr>
+          <w:rFonts w:ascii="Times New Roman" w:hAnsi="Times New Roman" w:cs="Times New Roman"/>
+          <w:b/>
+          <w:bCs/>
+          <w:sz w:val="40"/>
+          <w:szCs w:val="40"/>
+        </w:rPr>
+        <w:tab/>
+      </w:r>
+      <w:r>
+        <w:rPr>
+          <w:rFonts w:ascii="Times New Roman" w:hAnsi="Times New Roman" w:cs="Times New Roman"/>
+          <w:b/>
+          <w:bCs/>
+          <w:sz w:val="40"/>
+          <w:szCs w:val="40"/>
+        </w:rPr>
+        <w:tab/>
+      </w:r>
+      <w:r>
+        <w:rPr>
+          <w:rFonts w:ascii="Times New Roman" w:hAnsi="Times New Roman" w:cs="Times New Roman"/>
+          <w:b/>
+          <w:bCs/>
+          <w:sz w:val="40"/>
+          <w:szCs w:val="40"/>
+        </w:rPr>
+        <w:tab/>
+      </w:r>
+      <w:r>
+        <w:rPr>
+          <w:rFonts w:ascii="Times New Roman" w:hAnsi="Times New Roman" w:cs="Times New Roman"/>
+          <w:b/>
+          <w:bCs/>
+          <w:sz w:val="40"/>
+          <w:szCs w:val="40"/>
+        </w:rPr>
+        <w:tab/>
+      </w:r>
+      <w:r>
+        <w:rPr>
+          <w:rFonts w:ascii="Times New Roman" w:hAnsi="Times New Roman" w:cs="Times New Roman"/>
+          <w:b/>
+          <w:bCs/>
+          <w:sz w:val="40"/>
+          <w:szCs w:val="40"/>
+        </w:rPr>
+        <w:tab/>
+      </w:r>
+      <w:r>
+        <w:rPr>
+          <w:rFonts w:ascii="Times New Roman" w:hAnsi="Times New Roman" w:cs="Times New Roman"/>
+          <w:b/>
+          <w:bCs/>
+          <w:sz w:val="40"/>
+          <w:szCs w:val="40"/>
+        </w:rPr>
+        <w:tab/>
+        <w:t>(3)</w:t>
       </w:r>
     </w:p>
     <w:p>
@@ -1544,10 +1638,9 @@
         <w:pStyle w:val="BasicParagraph"/>
         <w:numPr>
           <w:ilvl w:val="0"/>
-          <w:numId w:val="1"/>
+          <w:numId w:val="3"/>
         </w:numPr>
         <w:spacing w:line="240" w:lineRule="auto"/>
-        <w:ind w:left="426" w:hanging="426"/>
         <w:rPr>
           <w:rFonts w:ascii="Times New Roman" w:hAnsi="Times New Roman" w:cs="Times New Roman"/>
           <w:b/>
@@ -1595,16 +1688,6 @@
           <w:szCs w:val="40"/>
         </w:rPr>
         <w:t>(+)</w:t>
-      </w:r>
-      <w:r>
-        <w:rPr>
-          <w:rFonts w:ascii="Times New Roman" w:hAnsi="Times New Roman" w:cs="Times New Roman"/>
-          <w:b/>
-          <w:bCs/>
-          <w:sz w:val="40"/>
-          <w:szCs w:val="40"/>
-        </w:rPr>
-        <w:tab/>
       </w:r>
       <w:r>
         <w:rPr>
@@ -1931,37 +2014,26 @@
         <w:pStyle w:val="BasicParagraph"/>
         <w:numPr>
           <w:ilvl w:val="0"/>
-          <w:numId w:val="1"/>
+          <w:numId w:val="3"/>
         </w:numPr>
         <w:spacing w:line="480" w:lineRule="auto"/>
-        <w:ind w:left="360"/>
-        <w:rPr>
-          <w:rFonts w:ascii="Times New Roman" w:hAnsi="Times New Roman" w:cs="Times New Roman"/>
-          <w:b/>
-          <w:bCs/>
-          <w:sz w:val="40"/>
-          <w:szCs w:val="40"/>
-        </w:rPr>
-      </w:pPr>
-      <w:r>
-        <w:rPr>
-          <w:rFonts w:ascii="Times New Roman" w:hAnsi="Times New Roman" w:cs="Times New Roman"/>
-          <w:b/>
-          <w:bCs/>
-          <w:sz w:val="40"/>
-          <w:szCs w:val="40"/>
-        </w:rPr>
-        <w:t xml:space="preserve">Write down Devanagari numbers.  </w:t>
-      </w:r>
-      <w:r>
-        <w:rPr>
-          <w:rFonts w:ascii="Times New Roman" w:hAnsi="Times New Roman" w:cs="Times New Roman"/>
-          <w:b/>
-          <w:bCs/>
-          <w:sz w:val="40"/>
-          <w:szCs w:val="40"/>
-        </w:rPr>
-        <w:tab/>
+        <w:rPr>
+          <w:rFonts w:ascii="Times New Roman" w:hAnsi="Times New Roman" w:cs="Times New Roman"/>
+          <w:b/>
+          <w:bCs/>
+          <w:sz w:val="40"/>
+          <w:szCs w:val="40"/>
+        </w:rPr>
+      </w:pPr>
+      <w:r>
+        <w:rPr>
+          <w:rFonts w:ascii="Times New Roman" w:hAnsi="Times New Roman" w:cs="Times New Roman"/>
+          <w:b/>
+          <w:bCs/>
+          <w:sz w:val="40"/>
+          <w:szCs w:val="40"/>
+        </w:rPr>
+        <w:t>Write down Devanagari numbers.</w:t>
       </w:r>
       <w:r>
         <w:rPr>
@@ -2023,7 +2095,7 @@
         </w:tabs>
         <w:spacing w:line="480" w:lineRule="auto"/>
         <w:rPr>
-          <w:rFonts w:ascii="Arial" w:hAnsi="Arial" w:cs="Arial"/>
+          <w:rFonts w:ascii="Preeti" w:hAnsi="Preeti" w:cs="Arial"/>
           <w:sz w:val="40"/>
           <w:szCs w:val="40"/>
           <w:u w:val="single"/>
@@ -2044,14 +2116,34 @@
           <w:rFonts w:ascii="Times New Roman" w:hAnsi="Times New Roman" w:cs="Times New Roman"/>
           <w:b/>
           <w:bCs/>
-          <w:sz w:val="40"/>
-          <w:szCs w:val="40"/>
-        </w:rPr>
-        <w:tab/>
-      </w:r>
-      <w:r>
-        <w:rPr>
-          <w:rFonts w:ascii="Arial" w:hAnsi="Arial" w:cs="Arial"/>
+          <w:sz w:val="44"/>
+          <w:szCs w:val="44"/>
+        </w:rPr>
+        <w:tab/>
+      </w:r>
+      <w:r>
+        <w:rPr>
+          <w:rFonts w:ascii="Preeti" w:hAnsi="Preeti" w:cs="Times New Roman"/>
+          <w:b/>
+          <w:bCs/>
+          <w:sz w:val="44"/>
+          <w:szCs w:val="44"/>
+        </w:rPr>
+        <w:t>%)</w:t>
+      </w:r>
+      <w:r>
+        <w:rPr>
+          <w:rFonts w:ascii="Preeti" w:hAnsi="Preeti" w:cs="Times New Roman"/>
+          <w:b/>
+          <w:bCs/>
+          <w:sz w:val="40"/>
+          <w:szCs w:val="40"/>
+        </w:rPr>
+        <w:t xml:space="preserve"> </w:t>
+      </w:r>
+      <w:r>
+        <w:rPr>
+          <w:rFonts w:ascii="Preeti" w:hAnsi="Preeti" w:cs="Arial"/>
           <w:sz w:val="40"/>
           <w:szCs w:val="40"/>
           <w:u w:val="single"/>
@@ -2060,15 +2152,15 @@
       </w:r>
       <w:r>
         <w:rPr>
-          <w:rFonts w:ascii="Arial" w:hAnsi="Arial" w:cs="Arial"/>
-          <w:sz w:val="40"/>
-          <w:szCs w:val="40"/>
-        </w:rPr>
-        <w:tab/>
-      </w:r>
-      <w:r>
-        <w:rPr>
-          <w:rFonts w:ascii="Arial" w:hAnsi="Arial" w:cs="Arial"/>
+          <w:rFonts w:ascii="Preeti" w:hAnsi="Preeti" w:cs="Arial"/>
+          <w:sz w:val="40"/>
+          <w:szCs w:val="40"/>
+        </w:rPr>
+        <w:tab/>
+      </w:r>
+      <w:r>
+        <w:rPr>
+          <w:rFonts w:ascii="Preeti" w:hAnsi="Preeti" w:cs="Arial"/>
           <w:sz w:val="40"/>
           <w:szCs w:val="40"/>
           <w:u w:val="single"/>
@@ -2077,15 +2169,15 @@
       </w:r>
       <w:r>
         <w:rPr>
-          <w:rFonts w:ascii="Arial" w:hAnsi="Arial" w:cs="Arial"/>
-          <w:sz w:val="40"/>
-          <w:szCs w:val="40"/>
-        </w:rPr>
-        <w:tab/>
-      </w:r>
-      <w:r>
-        <w:rPr>
-          <w:rFonts w:ascii="Arial" w:hAnsi="Arial" w:cs="Arial"/>
+          <w:rFonts w:ascii="Preeti" w:hAnsi="Preeti" w:cs="Arial"/>
+          <w:sz w:val="40"/>
+          <w:szCs w:val="40"/>
+        </w:rPr>
+        <w:tab/>
+      </w:r>
+      <w:r>
+        <w:rPr>
+          <w:rFonts w:ascii="Preeti" w:hAnsi="Preeti" w:cs="Arial"/>
           <w:sz w:val="40"/>
           <w:szCs w:val="40"/>
           <w:u w:val="single"/>
@@ -2094,15 +2186,15 @@
       </w:r>
       <w:r>
         <w:rPr>
-          <w:rFonts w:ascii="Arial" w:hAnsi="Arial" w:cs="Arial"/>
-          <w:sz w:val="40"/>
-          <w:szCs w:val="40"/>
-        </w:rPr>
-        <w:tab/>
-      </w:r>
-      <w:r>
-        <w:rPr>
-          <w:rFonts w:ascii="Arial" w:hAnsi="Arial" w:cs="Arial"/>
+          <w:rFonts w:ascii="Preeti" w:hAnsi="Preeti" w:cs="Arial"/>
+          <w:sz w:val="40"/>
+          <w:szCs w:val="40"/>
+        </w:rPr>
+        <w:tab/>
+      </w:r>
+      <w:r>
+        <w:rPr>
+          <w:rFonts w:ascii="Preeti" w:hAnsi="Preeti" w:cs="Arial"/>
           <w:sz w:val="40"/>
           <w:szCs w:val="40"/>
           <w:u w:val="single"/>
@@ -2111,15 +2203,15 @@
       </w:r>
       <w:r>
         <w:rPr>
-          <w:rFonts w:ascii="Arial" w:hAnsi="Arial" w:cs="Arial"/>
-          <w:sz w:val="40"/>
-          <w:szCs w:val="40"/>
-        </w:rPr>
-        <w:tab/>
-      </w:r>
-      <w:r>
-        <w:rPr>
-          <w:rFonts w:ascii="Arial" w:hAnsi="Arial" w:cs="Arial"/>
+          <w:rFonts w:ascii="Preeti" w:hAnsi="Preeti" w:cs="Arial"/>
+          <w:sz w:val="40"/>
+          <w:szCs w:val="40"/>
+        </w:rPr>
+        <w:tab/>
+      </w:r>
+      <w:r>
+        <w:rPr>
+          <w:rFonts w:ascii="Preeti" w:hAnsi="Preeti" w:cs="Arial"/>
           <w:sz w:val="40"/>
           <w:szCs w:val="40"/>
           <w:u w:val="single"/>
@@ -2251,7 +2343,7 @@
         <w:pStyle w:val="BasicParagraph"/>
         <w:numPr>
           <w:ilvl w:val="0"/>
-          <w:numId w:val="1"/>
+          <w:numId w:val="3"/>
         </w:numPr>
         <w:tabs>
           <w:tab w:val="decimal" w:pos="1985"/>
@@ -2262,7 +2354,6 @@
           <w:tab w:val="right" w:pos="9639"/>
         </w:tabs>
         <w:spacing w:line="360" w:lineRule="auto"/>
-        <w:ind w:left="360"/>
         <w:rPr>
           <w:rFonts w:ascii="Times New Roman" w:hAnsi="Times New Roman" w:cs="Times New Roman"/>
           <w:b/>
@@ -2580,7 +2671,7 @@
         <w:pStyle w:val="BasicParagraph"/>
         <w:numPr>
           <w:ilvl w:val="0"/>
-          <w:numId w:val="1"/>
+          <w:numId w:val="3"/>
         </w:numPr>
         <w:tabs>
           <w:tab w:val="decimal" w:pos="1985"/>
@@ -2591,7 +2682,6 @@
           <w:tab w:val="right" w:pos="9639"/>
         </w:tabs>
         <w:spacing w:line="360" w:lineRule="auto"/>
-        <w:ind w:left="360"/>
         <w:rPr>
           <w:rFonts w:ascii="Times New Roman" w:hAnsi="Times New Roman" w:cs="Times New Roman"/>
           <w:b/>
@@ -3445,10 +3535,9 @@
         <w:pStyle w:val="BasicParagraph"/>
         <w:numPr>
           <w:ilvl w:val="0"/>
-          <w:numId w:val="1"/>
+          <w:numId w:val="3"/>
         </w:numPr>
         <w:spacing w:line="480" w:lineRule="auto"/>
-        <w:ind w:left="360"/>
         <w:rPr>
           <w:rFonts w:ascii="Times New Roman" w:hAnsi="Times New Roman" w:cs="Times New Roman"/>
           <w:b/>
@@ -3475,7 +3564,16 @@
           <w:sz w:val="40"/>
           <w:szCs w:val="40"/>
         </w:rPr>
-        <w:tab/>
+        <w:t xml:space="preserve">    </w:t>
+      </w:r>
+      <w:r>
+        <w:rPr>
+          <w:rFonts w:ascii="Times New Roman" w:hAnsi="Times New Roman" w:cs="Times New Roman"/>
+          <w:b/>
+          <w:bCs/>
+          <w:sz w:val="40"/>
+          <w:szCs w:val="40"/>
+        </w:rPr>
         <w:t>(5)</w:t>
       </w:r>
     </w:p>
@@ -4413,10 +4511,9 @@
         <w:pStyle w:val="BasicParagraph"/>
         <w:numPr>
           <w:ilvl w:val="0"/>
-          <w:numId w:val="1"/>
+          <w:numId w:val="3"/>
         </w:numPr>
         <w:spacing w:line="480" w:lineRule="auto"/>
-        <w:ind w:left="360"/>
         <w:rPr>
           <w:rFonts w:ascii="Times New Roman" w:hAnsi="Times New Roman" w:cs="Times New Roman"/>
           <w:b/>
@@ -4690,10 +4787,9 @@
         <w:pStyle w:val="BasicParagraph"/>
         <w:numPr>
           <w:ilvl w:val="0"/>
-          <w:numId w:val="1"/>
+          <w:numId w:val="3"/>
         </w:numPr>
         <w:spacing w:line="480" w:lineRule="auto"/>
-        <w:ind w:left="360"/>
         <w:rPr>
           <w:rFonts w:ascii="Times New Roman" w:hAnsi="Times New Roman" w:cs="Times New Roman"/>
           <w:b/>
@@ -4718,10 +4814,9 @@
         <w:pStyle w:val="BasicParagraph"/>
         <w:numPr>
           <w:ilvl w:val="0"/>
-          <w:numId w:val="1"/>
+          <w:numId w:val="3"/>
         </w:numPr>
         <w:spacing w:line="360" w:lineRule="auto"/>
-        <w:ind w:left="360"/>
         <w:rPr>
           <w:rFonts w:ascii="Times New Roman" w:hAnsi="Times New Roman" w:cs="Times New Roman"/>
           <w:b/>
@@ -5309,35 +5404,48 @@
         <w:pStyle w:val="BasicParagraph"/>
         <w:numPr>
           <w:ilvl w:val="0"/>
-          <w:numId w:val="1"/>
+          <w:numId w:val="3"/>
         </w:numPr>
+        <w:tabs>
+          <w:tab w:val="left" w:pos="1080"/>
+        </w:tabs>
         <w:spacing w:line="360" w:lineRule="auto"/>
-        <w:ind w:left="284"/>
-        <w:rPr>
-          <w:rFonts w:ascii="Times New Roman" w:hAnsi="Times New Roman" w:cs="Times New Roman"/>
-          <w:sz w:val="40"/>
-          <w:szCs w:val="40"/>
-        </w:rPr>
-      </w:pPr>
-      <w:r>
-        <w:rPr>
-          <w:rFonts w:ascii="Times New Roman" w:hAnsi="Times New Roman" w:cs="Times New Roman"/>
-          <w:b/>
-          <w:bCs/>
-          <w:sz w:val="40"/>
-          <w:szCs w:val="40"/>
-        </w:rPr>
-        <w:t xml:space="preserve">Write the name of shape. </w:t>
-      </w:r>
-      <w:r>
-        <w:rPr>
-          <w:rFonts w:ascii="Times New Roman" w:hAnsi="Times New Roman" w:cs="Times New Roman"/>
-          <w:b/>
-          <w:bCs/>
-          <w:sz w:val="40"/>
-          <w:szCs w:val="40"/>
-        </w:rPr>
-        <w:tab/>
+        <w:ind w:left="450" w:hanging="90"/>
+        <w:rPr>
+          <w:rFonts w:ascii="Times New Roman" w:hAnsi="Times New Roman" w:cs="Times New Roman"/>
+          <w:sz w:val="40"/>
+          <w:szCs w:val="40"/>
+        </w:rPr>
+      </w:pPr>
+      <w:r>
+        <w:rPr>
+          <w:rFonts w:ascii="Times New Roman" w:hAnsi="Times New Roman" w:cs="Times New Roman"/>
+          <w:b/>
+          <w:bCs/>
+          <w:sz w:val="40"/>
+          <w:szCs w:val="40"/>
+        </w:rPr>
+        <w:t>Write the name of shape</w:t>
+      </w:r>
+      <w:r>
+        <w:rPr>
+          <w:rFonts w:ascii="Times New Roman" w:hAnsi="Times New Roman" w:cs="Times New Roman"/>
+          <w:b/>
+          <w:bCs/>
+          <w:sz w:val="40"/>
+          <w:szCs w:val="40"/>
+        </w:rPr>
+        <w:t>s</w:t>
+      </w:r>
+      <w:r>
+        <w:rPr>
+          <w:rFonts w:ascii="Times New Roman" w:hAnsi="Times New Roman" w:cs="Times New Roman"/>
+          <w:b/>
+          <w:bCs/>
+          <w:sz w:val="40"/>
+          <w:szCs w:val="40"/>
+        </w:rPr>
+        <w:t>.</w:t>
       </w:r>
       <w:r>
         <w:rPr>
@@ -6390,26 +6498,184 @@
           <w:szCs w:val="40"/>
         </w:rPr>
         <w:lastRenderedPageBreak/>
+        <mc:AlternateContent>
+          <mc:Choice Requires="wps">
+            <w:drawing>
+              <wp:anchor distT="0" distB="0" distL="114300" distR="114300" simplePos="0" relativeHeight="251702272" behindDoc="0" locked="0" layoutInCell="1" allowOverlap="1" wp14:anchorId="565B24D2" wp14:editId="6B001259">
+                <wp:simplePos x="0" y="0"/>
+                <wp:positionH relativeFrom="column">
+                  <wp:posOffset>3505200</wp:posOffset>
+                </wp:positionH>
+                <wp:positionV relativeFrom="paragraph">
+                  <wp:posOffset>361950</wp:posOffset>
+                </wp:positionV>
+                <wp:extent cx="2707640" cy="2676525"/>
+                <wp:effectExtent l="0" t="0" r="16510" b="28575"/>
+                <wp:wrapNone/>
+                <wp:docPr id="128727545" name="Rectangle 19"/>
+                <wp:cNvGraphicFramePr/>
+                <a:graphic xmlns:a="http://schemas.openxmlformats.org/drawingml/2006/main">
+                  <a:graphicData uri="http://schemas.microsoft.com/office/word/2010/wordprocessingShape">
+                    <wps:wsp>
+                      <wps:cNvSpPr/>
+                      <wps:spPr>
+                        <a:xfrm>
+                          <a:off x="0" y="0"/>
+                          <a:ext cx="2707640" cy="2676525"/>
+                        </a:xfrm>
+                        <a:prstGeom prst="rect">
+                          <a:avLst/>
+                        </a:prstGeom>
+                        <a:noFill/>
+                        <a:ln>
+                          <a:solidFill>
+                            <a:schemeClr val="tx1"/>
+                          </a:solidFill>
+                        </a:ln>
+                      </wps:spPr>
+                      <wps:style>
+                        <a:lnRef idx="2">
+                          <a:schemeClr val="accent1">
+                            <a:shade val="15000"/>
+                          </a:schemeClr>
+                        </a:lnRef>
+                        <a:fillRef idx="1">
+                          <a:schemeClr val="accent1"/>
+                        </a:fillRef>
+                        <a:effectRef idx="0">
+                          <a:schemeClr val="accent1"/>
+                        </a:effectRef>
+                        <a:fontRef idx="minor">
+                          <a:schemeClr val="lt1"/>
+                        </a:fontRef>
+                      </wps:style>
+                      <wps:bodyPr rot="0" spcFirstLastPara="0" vertOverflow="overflow" horzOverflow="overflow" vert="horz" wrap="square" lIns="91440" tIns="45720" rIns="91440" bIns="45720" numCol="1" spcCol="0" rtlCol="0" fromWordArt="0" anchor="ctr" anchorCtr="0" forceAA="0" compatLnSpc="1">
+                        <a:prstTxWarp prst="textNoShape">
+                          <a:avLst/>
+                        </a:prstTxWarp>
+                        <a:noAutofit/>
+                      </wps:bodyPr>
+                    </wps:wsp>
+                  </a:graphicData>
+                </a:graphic>
+                <wp14:sizeRelH relativeFrom="margin">
+                  <wp14:pctWidth>0</wp14:pctWidth>
+                </wp14:sizeRelH>
+                <wp14:sizeRelV relativeFrom="margin">
+                  <wp14:pctHeight>0</wp14:pctHeight>
+                </wp14:sizeRelV>
+              </wp:anchor>
+            </w:drawing>
+          </mc:Choice>
+          <mc:Fallback>
+            <w:pict>
+              <v:rect w14:anchorId="0A757DEA" id="Rectangle 19" o:spid="_x0000_s1026" style="position:absolute;margin-left:276pt;margin-top:28.5pt;width:213.2pt;height:210.75pt;z-index:251702272;visibility:visible;mso-wrap-style:square;mso-width-percent:0;mso-height-percent:0;mso-wrap-distance-left:9pt;mso-wrap-distance-top:0;mso-wrap-distance-right:9pt;mso-wrap-distance-bottom:0;mso-position-horizontal:absolute;mso-position-horizontal-relative:text;mso-position-vertical:absolute;mso-position-vertical-relative:text;mso-width-percent:0;mso-height-percent:0;mso-width-relative:margin;mso-height-relative:margin;v-text-anchor:middle" o:gfxdata="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" filled="f" strokecolor="black [3213]" strokeweight="1pt"/>
+            </w:pict>
+          </mc:Fallback>
+        </mc:AlternateContent>
+      </w:r>
+      <w:r>
+        <w:rPr>
+          <w:rFonts w:ascii="Times New Roman" w:hAnsi="Times New Roman" w:cs="Times New Roman"/>
+          <w:noProof/>
+          <w:sz w:val="40"/>
+          <w:szCs w:val="40"/>
+        </w:rPr>
+        <mc:AlternateContent>
+          <mc:Choice Requires="wps">
+            <w:drawing>
+              <wp:anchor distT="0" distB="0" distL="114300" distR="114300" simplePos="0" relativeHeight="251700224" behindDoc="0" locked="0" layoutInCell="1" allowOverlap="1" wp14:anchorId="59A9A9CF" wp14:editId="5447ACA8">
+                <wp:simplePos x="0" y="0"/>
+                <wp:positionH relativeFrom="column">
+                  <wp:posOffset>381000</wp:posOffset>
+                </wp:positionH>
+                <wp:positionV relativeFrom="paragraph">
+                  <wp:posOffset>361950</wp:posOffset>
+                </wp:positionV>
+                <wp:extent cx="2593340" cy="2676525"/>
+                <wp:effectExtent l="0" t="0" r="16510" b="28575"/>
+                <wp:wrapNone/>
+                <wp:docPr id="910442416" name="Rectangle 19"/>
+                <wp:cNvGraphicFramePr/>
+                <a:graphic xmlns:a="http://schemas.openxmlformats.org/drawingml/2006/main">
+                  <a:graphicData uri="http://schemas.microsoft.com/office/word/2010/wordprocessingShape">
+                    <wps:wsp>
+                      <wps:cNvSpPr/>
+                      <wps:spPr>
+                        <a:xfrm>
+                          <a:off x="0" y="0"/>
+                          <a:ext cx="2593340" cy="2676525"/>
+                        </a:xfrm>
+                        <a:prstGeom prst="rect">
+                          <a:avLst/>
+                        </a:prstGeom>
+                        <a:noFill/>
+                        <a:ln>
+                          <a:solidFill>
+                            <a:schemeClr val="tx1"/>
+                          </a:solidFill>
+                        </a:ln>
+                      </wps:spPr>
+                      <wps:style>
+                        <a:lnRef idx="2">
+                          <a:schemeClr val="accent1">
+                            <a:shade val="15000"/>
+                          </a:schemeClr>
+                        </a:lnRef>
+                        <a:fillRef idx="1">
+                          <a:schemeClr val="accent1"/>
+                        </a:fillRef>
+                        <a:effectRef idx="0">
+                          <a:schemeClr val="accent1"/>
+                        </a:effectRef>
+                        <a:fontRef idx="minor">
+                          <a:schemeClr val="lt1"/>
+                        </a:fontRef>
+                      </wps:style>
+                      <wps:bodyPr rot="0" spcFirstLastPara="0" vertOverflow="overflow" horzOverflow="overflow" vert="horz" wrap="square" lIns="91440" tIns="45720" rIns="91440" bIns="45720" numCol="1" spcCol="0" rtlCol="0" fromWordArt="0" anchor="ctr" anchorCtr="0" forceAA="0" compatLnSpc="1">
+                        <a:prstTxWarp prst="textNoShape">
+                          <a:avLst/>
+                        </a:prstTxWarp>
+                        <a:noAutofit/>
+                      </wps:bodyPr>
+                    </wps:wsp>
+                  </a:graphicData>
+                </a:graphic>
+                <wp14:sizeRelH relativeFrom="margin">
+                  <wp14:pctWidth>0</wp14:pctWidth>
+                </wp14:sizeRelH>
+                <wp14:sizeRelV relativeFrom="margin">
+                  <wp14:pctHeight>0</wp14:pctHeight>
+                </wp14:sizeRelV>
+              </wp:anchor>
+            </w:drawing>
+          </mc:Choice>
+          <mc:Fallback>
+            <w:pict>
+              <v:rect w14:anchorId="5F1A3191" id="Rectangle 19" o:spid="_x0000_s1026" style="position:absolute;margin-left:30pt;margin-top:28.5pt;width:204.2pt;height:210.75pt;z-index:251700224;visibility:visible;mso-wrap-style:square;mso-width-percent:0;mso-height-percent:0;mso-wrap-distance-left:9pt;mso-wrap-distance-top:0;mso-wrap-distance-right:9pt;mso-wrap-distance-bottom:0;mso-position-horizontal:absolute;mso-position-horizontal-relative:text;mso-position-vertical:absolute;mso-position-vertical-relative:text;mso-width-percent:0;mso-height-percent:0;mso-width-relative:margin;mso-height-relative:margin;v-text-anchor:middle" o:gfxdata="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" filled="f" strokecolor="black [3213]" strokeweight="1pt"/>
+            </w:pict>
+          </mc:Fallback>
+        </mc:AlternateContent>
+      </w:r>
+      <w:r>
+        <w:rPr>
+          <w:rFonts w:ascii="Times New Roman" w:hAnsi="Times New Roman" w:cs="Times New Roman"/>
+          <w:noProof/>
+          <w:sz w:val="40"/>
+          <w:szCs w:val="40"/>
+        </w:rPr>
         <w:drawing>
-          <wp:anchor distT="0" distB="0" distL="114300" distR="114300" simplePos="0" relativeHeight="251677696" behindDoc="1" locked="0" layoutInCell="1" allowOverlap="1" wp14:anchorId="2F747342" wp14:editId="0922D725">
+          <wp:anchor distT="0" distB="0" distL="114300" distR="114300" simplePos="0" relativeHeight="251677696" behindDoc="0" locked="0" layoutInCell="1" allowOverlap="1" wp14:anchorId="2F747342" wp14:editId="1BC4006A">
             <wp:simplePos x="0" y="0"/>
             <wp:positionH relativeFrom="column">
-              <wp:posOffset>1379220</wp:posOffset>
+              <wp:posOffset>1381125</wp:posOffset>
             </wp:positionH>
             <wp:positionV relativeFrom="paragraph">
-              <wp:posOffset>5554345</wp:posOffset>
+              <wp:posOffset>5553075</wp:posOffset>
             </wp:positionV>
             <wp:extent cx="1798320" cy="2048510"/>
             <wp:effectExtent l="0" t="0" r="0" b="8890"/>
-            <wp:wrapThrough wrapText="bothSides">
-              <wp:wrapPolygon edited="0">
-                <wp:start x="0" y="0"/>
-                <wp:lineTo x="0" y="21493"/>
-                <wp:lineTo x="21280" y="21493"/>
-                <wp:lineTo x="21280" y="0"/>
-                <wp:lineTo x="0" y="0"/>
-              </wp:wrapPolygon>
-            </wp:wrapThrough>
+            <wp:wrapNone/>
             <wp:docPr id="240155713" name="Picture 53"/>
             <wp:cNvGraphicFramePr>
               <a:graphicFrameLocks xmlns:a="http://schemas.openxmlformats.org/drawingml/2006/main" noChangeAspect="1"/>
@@ -6424,7 +6690,7 @@
                     </pic:cNvPicPr>
                   </pic:nvPicPr>
                   <pic:blipFill>
-                    <a:blip r:embed="rId7" cstate="print">
+                    <a:blip r:embed="rId8" cstate="print">
                       <a:extLst>
                         <a:ext uri="{28A0092B-C50C-407E-A947-70E740481C1C}">
                           <a14:useLocalDpi xmlns:a14="http://schemas.microsoft.com/office/drawing/2010/main" val="0"/>
@@ -6469,25 +6735,17 @@
           <w:szCs w:val="40"/>
         </w:rPr>
         <w:drawing>
-          <wp:anchor distT="0" distB="0" distL="114300" distR="114300" simplePos="0" relativeHeight="251680768" behindDoc="1" locked="0" layoutInCell="1" allowOverlap="1" wp14:anchorId="714F0A19" wp14:editId="0B2BAD3E">
+          <wp:anchor distT="0" distB="0" distL="114300" distR="114300" simplePos="0" relativeHeight="251680768" behindDoc="0" locked="0" layoutInCell="1" allowOverlap="1" wp14:anchorId="714F0A19" wp14:editId="2DF99018">
             <wp:simplePos x="0" y="0"/>
             <wp:positionH relativeFrom="column">
-              <wp:posOffset>3939540</wp:posOffset>
+              <wp:posOffset>3943350</wp:posOffset>
             </wp:positionH>
             <wp:positionV relativeFrom="paragraph">
-              <wp:posOffset>3040380</wp:posOffset>
+              <wp:posOffset>3038475</wp:posOffset>
             </wp:positionV>
             <wp:extent cx="1927860" cy="3255645"/>
             <wp:effectExtent l="0" t="0" r="0" b="1905"/>
-            <wp:wrapThrough wrapText="bothSides">
-              <wp:wrapPolygon edited="0">
-                <wp:start x="0" y="0"/>
-                <wp:lineTo x="0" y="21486"/>
-                <wp:lineTo x="21344" y="21486"/>
-                <wp:lineTo x="21344" y="0"/>
-                <wp:lineTo x="0" y="0"/>
-              </wp:wrapPolygon>
-            </wp:wrapThrough>
+            <wp:wrapNone/>
             <wp:docPr id="6583323" name="Picture 56" descr="Door black outlines vector illustration | Premium Vector"/>
             <wp:cNvGraphicFramePr>
               <a:graphicFrameLocks xmlns:a="http://schemas.openxmlformats.org/drawingml/2006/main" noChangeAspect="1"/>
@@ -6502,7 +6760,7 @@
                     </pic:cNvPicPr>
                   </pic:nvPicPr>
                   <pic:blipFill rotWithShape="1">
-                    <a:blip r:embed="rId8" cstate="print">
+                    <a:blip r:embed="rId9" cstate="print">
                       <a:extLst>
                         <a:ext uri="{28A0092B-C50C-407E-A947-70E740481C1C}">
                           <a14:useLocalDpi xmlns:a14="http://schemas.microsoft.com/office/drawing/2010/main" val="0"/>
@@ -6552,7 +6810,7 @@
           <w:szCs w:val="40"/>
         </w:rPr>
         <w:drawing>
-          <wp:anchor distT="0" distB="0" distL="114300" distR="114300" simplePos="0" relativeHeight="251681792" behindDoc="1" locked="0" layoutInCell="1" allowOverlap="1" wp14:anchorId="2E2D2B56" wp14:editId="2DB9DA4D">
+          <wp:anchor distT="0" distB="0" distL="114300" distR="114300" simplePos="0" relativeHeight="251681792" behindDoc="0" locked="0" layoutInCell="1" allowOverlap="1" wp14:anchorId="2E2D2B56" wp14:editId="1661CAE7">
             <wp:simplePos x="0" y="0"/>
             <wp:positionH relativeFrom="column">
               <wp:posOffset>685800</wp:posOffset>
@@ -6562,18 +6820,7 @@
             </wp:positionV>
             <wp:extent cx="2903220" cy="2047240"/>
             <wp:effectExtent l="0" t="0" r="0" b="0"/>
-            <wp:wrapThrough wrapText="bothSides">
-              <wp:wrapPolygon edited="0">
-                <wp:start x="7087" y="0"/>
-                <wp:lineTo x="0" y="3015"/>
-                <wp:lineTo x="142" y="21104"/>
-                <wp:lineTo x="20409" y="21104"/>
-                <wp:lineTo x="20268" y="2211"/>
-                <wp:lineTo x="13465" y="402"/>
-                <wp:lineTo x="7654" y="0"/>
-                <wp:lineTo x="7087" y="0"/>
-              </wp:wrapPolygon>
-            </wp:wrapThrough>
+            <wp:wrapNone/>
             <wp:docPr id="1835602454" name="Picture 57" descr="Black and white open book vector clip art | Free SVG"/>
             <wp:cNvGraphicFramePr>
               <a:graphicFrameLocks xmlns:a="http://schemas.openxmlformats.org/drawingml/2006/main" noChangeAspect="1"/>
@@ -6588,7 +6835,7 @@
                     </pic:cNvPicPr>
                   </pic:nvPicPr>
                   <pic:blipFill rotWithShape="1">
-                    <a:blip r:embed="rId9" cstate="print">
+                    <a:blip r:embed="rId10" cstate="print">
                       <a:extLst>
                         <a:ext uri="{28A0092B-C50C-407E-A947-70E740481C1C}">
                           <a14:useLocalDpi xmlns:a14="http://schemas.microsoft.com/office/drawing/2010/main" val="0"/>
@@ -6638,7 +6885,7 @@
           <w:szCs w:val="40"/>
         </w:rPr>
         <w:drawing>
-          <wp:anchor distT="0" distB="0" distL="114300" distR="114300" simplePos="0" relativeHeight="251679744" behindDoc="0" locked="0" layoutInCell="1" allowOverlap="1" wp14:anchorId="667F8C25" wp14:editId="3BBF3EA3">
+          <wp:anchor distT="0" distB="0" distL="114300" distR="114300" simplePos="0" relativeHeight="251679744" behindDoc="0" locked="0" layoutInCell="1" allowOverlap="1" wp14:anchorId="667F8C25" wp14:editId="6F230450">
             <wp:simplePos x="0" y="0"/>
             <wp:positionH relativeFrom="column">
               <wp:posOffset>3589020</wp:posOffset>
@@ -6671,7 +6918,7 @@
                     </pic:cNvPicPr>
                   </pic:nvPicPr>
                   <pic:blipFill>
-                    <a:blip r:embed="rId10">
+                    <a:blip r:embed="rId11">
                       <a:extLst>
                         <a:ext uri="{28A0092B-C50C-407E-A947-70E740481C1C}">
                           <a14:useLocalDpi xmlns:a14="http://schemas.microsoft.com/office/drawing/2010/main" val="0"/>
@@ -6716,25 +6963,17 @@
           <w:szCs w:val="40"/>
         </w:rPr>
         <w:drawing>
-          <wp:anchor distT="0" distB="0" distL="114300" distR="114300" simplePos="0" relativeHeight="251697152" behindDoc="0" locked="0" layoutInCell="1" allowOverlap="1" wp14:anchorId="787A31E7" wp14:editId="6FC28101">
+          <wp:anchor distT="0" distB="0" distL="114300" distR="114300" simplePos="0" relativeHeight="251697152" behindDoc="0" locked="0" layoutInCell="1" allowOverlap="1" wp14:anchorId="787A31E7" wp14:editId="54A5917D">
             <wp:simplePos x="0" y="0"/>
             <wp:positionH relativeFrom="column">
-              <wp:posOffset>441325</wp:posOffset>
+              <wp:posOffset>438150</wp:posOffset>
             </wp:positionH>
             <wp:positionV relativeFrom="paragraph">
-              <wp:posOffset>358140</wp:posOffset>
+              <wp:posOffset>361950</wp:posOffset>
             </wp:positionV>
             <wp:extent cx="2536190" cy="2773680"/>
             <wp:effectExtent l="0" t="0" r="0" b="7620"/>
-            <wp:wrapThrough wrapText="bothSides">
-              <wp:wrapPolygon edited="0">
-                <wp:start x="0" y="0"/>
-                <wp:lineTo x="0" y="21511"/>
-                <wp:lineTo x="21416" y="21511"/>
-                <wp:lineTo x="21416" y="0"/>
-                <wp:lineTo x="0" y="0"/>
-              </wp:wrapPolygon>
-            </wp:wrapThrough>
+            <wp:wrapNone/>
             <wp:docPr id="1517171375" name="Picture 52"/>
             <wp:cNvGraphicFramePr>
               <a:graphicFrameLocks xmlns:a="http://schemas.openxmlformats.org/drawingml/2006/main" noChangeAspect="1"/>
@@ -6749,7 +6988,7 @@
                     </pic:cNvPicPr>
                   </pic:nvPicPr>
                   <pic:blipFill rotWithShape="1">
-                    <a:blip r:embed="rId11" cstate="print">
+                    <a:blip r:embed="rId12" cstate="print">
                       <a:extLst>
                         <a:ext uri="{28A0092B-C50C-407E-A947-70E740481C1C}">
                           <a14:useLocalDpi xmlns:a14="http://schemas.microsoft.com/office/drawing/2010/main" val="0"/>
@@ -6841,17 +7080,27 @@
           <w:sz w:val="40"/>
           <w:szCs w:val="40"/>
         </w:rPr>
-        <w:t xml:space="preserve"> given picture.</w:t>
-      </w:r>
-      <w:r>
-        <w:rPr>
-          <w:rFonts w:ascii="Times New Roman" w:hAnsi="Times New Roman" w:cs="Times New Roman"/>
-          <w:b/>
-          <w:bCs/>
-          <w:sz w:val="40"/>
-          <w:szCs w:val="40"/>
-        </w:rPr>
-        <w:tab/>
+        <w:t xml:space="preserve"> given picture</w:t>
+      </w:r>
+      <w:r>
+        <w:rPr>
+          <w:rFonts w:ascii="Times New Roman" w:hAnsi="Times New Roman" w:cs="Times New Roman"/>
+          <w:b/>
+          <w:bCs/>
+          <w:sz w:val="40"/>
+          <w:szCs w:val="40"/>
+        </w:rPr>
+        <w:t>s</w:t>
+      </w:r>
+      <w:r>
+        <w:rPr>
+          <w:rFonts w:ascii="Times New Roman" w:hAnsi="Times New Roman" w:cs="Times New Roman"/>
+          <w:b/>
+          <w:bCs/>
+          <w:sz w:val="40"/>
+          <w:szCs w:val="40"/>
+        </w:rPr>
+        <w:t>.</w:t>
       </w:r>
       <w:r>
         <w:rPr>
@@ -7031,6 +7280,172 @@
           <w:szCs w:val="40"/>
         </w:rPr>
       </w:pPr>
+      <w:r>
+        <w:rPr>
+          <w:rFonts w:ascii="Times New Roman" w:hAnsi="Times New Roman" w:cs="Times New Roman"/>
+          <w:noProof/>
+          <w:sz w:val="40"/>
+          <w:szCs w:val="40"/>
+        </w:rPr>
+        <mc:AlternateContent>
+          <mc:Choice Requires="wps">
+            <w:drawing>
+              <wp:anchor distT="0" distB="0" distL="114300" distR="114300" simplePos="0" relativeHeight="251706368" behindDoc="0" locked="0" layoutInCell="1" allowOverlap="1" wp14:anchorId="1D50589A" wp14:editId="4BEC7DF3">
+                <wp:simplePos x="0" y="0"/>
+                <wp:positionH relativeFrom="column">
+                  <wp:posOffset>4086225</wp:posOffset>
+                </wp:positionH>
+                <wp:positionV relativeFrom="paragraph">
+                  <wp:posOffset>66675</wp:posOffset>
+                </wp:positionV>
+                <wp:extent cx="1784985" cy="3105150"/>
+                <wp:effectExtent l="0" t="0" r="24765" b="19050"/>
+                <wp:wrapNone/>
+                <wp:docPr id="497425195" name="Rectangle 19"/>
+                <wp:cNvGraphicFramePr/>
+                <a:graphic xmlns:a="http://schemas.openxmlformats.org/drawingml/2006/main">
+                  <a:graphicData uri="http://schemas.microsoft.com/office/word/2010/wordprocessingShape">
+                    <wps:wsp>
+                      <wps:cNvSpPr/>
+                      <wps:spPr>
+                        <a:xfrm>
+                          <a:off x="0" y="0"/>
+                          <a:ext cx="1784985" cy="3105150"/>
+                        </a:xfrm>
+                        <a:prstGeom prst="rect">
+                          <a:avLst/>
+                        </a:prstGeom>
+                        <a:noFill/>
+                        <a:ln>
+                          <a:solidFill>
+                            <a:schemeClr val="tx1"/>
+                          </a:solidFill>
+                        </a:ln>
+                      </wps:spPr>
+                      <wps:style>
+                        <a:lnRef idx="2">
+                          <a:schemeClr val="accent1">
+                            <a:shade val="15000"/>
+                          </a:schemeClr>
+                        </a:lnRef>
+                        <a:fillRef idx="1">
+                          <a:schemeClr val="accent1"/>
+                        </a:fillRef>
+                        <a:effectRef idx="0">
+                          <a:schemeClr val="accent1"/>
+                        </a:effectRef>
+                        <a:fontRef idx="minor">
+                          <a:schemeClr val="lt1"/>
+                        </a:fontRef>
+                      </wps:style>
+                      <wps:bodyPr rot="0" spcFirstLastPara="0" vertOverflow="overflow" horzOverflow="overflow" vert="horz" wrap="square" lIns="91440" tIns="45720" rIns="91440" bIns="45720" numCol="1" spcCol="0" rtlCol="0" fromWordArt="0" anchor="ctr" anchorCtr="0" forceAA="0" compatLnSpc="1">
+                        <a:prstTxWarp prst="textNoShape">
+                          <a:avLst/>
+                        </a:prstTxWarp>
+                        <a:noAutofit/>
+                      </wps:bodyPr>
+                    </wps:wsp>
+                  </a:graphicData>
+                </a:graphic>
+                <wp14:sizeRelH relativeFrom="margin">
+                  <wp14:pctWidth>0</wp14:pctWidth>
+                </wp14:sizeRelH>
+                <wp14:sizeRelV relativeFrom="margin">
+                  <wp14:pctHeight>0</wp14:pctHeight>
+                </wp14:sizeRelV>
+              </wp:anchor>
+            </w:drawing>
+          </mc:Choice>
+          <mc:Fallback>
+            <w:pict>
+              <v:rect w14:anchorId="656FD53B" id="Rectangle 19" o:spid="_x0000_s1026" style="position:absolute;margin-left:321.75pt;margin-top:5.25pt;width:140.55pt;height:244.5pt;z-index:251706368;visibility:visible;mso-wrap-style:square;mso-width-percent:0;mso-height-percent:0;mso-wrap-distance-left:9pt;mso-wrap-distance-top:0;mso-wrap-distance-right:9pt;mso-wrap-distance-bottom:0;mso-position-horizontal:absolute;mso-position-horizontal-relative:text;mso-position-vertical:absolute;mso-position-vertical-relative:text;mso-width-percent:0;mso-height-percent:0;mso-width-relative:margin;mso-height-relative:margin;v-text-anchor:middle" o:gfxdata="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" filled="f" strokecolor="black [3213]" strokeweight="1pt"/>
+            </w:pict>
+          </mc:Fallback>
+        </mc:AlternateContent>
+      </w:r>
+      <w:r>
+        <w:rPr>
+          <w:rFonts w:ascii="Times New Roman" w:hAnsi="Times New Roman" w:cs="Times New Roman"/>
+          <w:noProof/>
+          <w:sz w:val="40"/>
+          <w:szCs w:val="40"/>
+        </w:rPr>
+        <mc:AlternateContent>
+          <mc:Choice Requires="wps">
+            <w:drawing>
+              <wp:anchor distT="0" distB="0" distL="114300" distR="114300" simplePos="0" relativeHeight="251704320" behindDoc="0" locked="0" layoutInCell="1" allowOverlap="1" wp14:anchorId="36A4DF76" wp14:editId="3082B52C">
+                <wp:simplePos x="0" y="0"/>
+                <wp:positionH relativeFrom="column">
+                  <wp:posOffset>638175</wp:posOffset>
+                </wp:positionH>
+                <wp:positionV relativeFrom="paragraph">
+                  <wp:posOffset>123825</wp:posOffset>
+                </wp:positionV>
+                <wp:extent cx="2867025" cy="2200275"/>
+                <wp:effectExtent l="0" t="0" r="28575" b="28575"/>
+                <wp:wrapNone/>
+                <wp:docPr id="891318697" name="Rectangle 19"/>
+                <wp:cNvGraphicFramePr/>
+                <a:graphic xmlns:a="http://schemas.openxmlformats.org/drawingml/2006/main">
+                  <a:graphicData uri="http://schemas.microsoft.com/office/word/2010/wordprocessingShape">
+                    <wps:wsp>
+                      <wps:cNvSpPr/>
+                      <wps:spPr>
+                        <a:xfrm>
+                          <a:off x="0" y="0"/>
+                          <a:ext cx="2867025" cy="2200275"/>
+                        </a:xfrm>
+                        <a:prstGeom prst="rect">
+                          <a:avLst/>
+                        </a:prstGeom>
+                        <a:noFill/>
+                        <a:ln>
+                          <a:solidFill>
+                            <a:schemeClr val="tx1"/>
+                          </a:solidFill>
+                        </a:ln>
+                      </wps:spPr>
+                      <wps:style>
+                        <a:lnRef idx="2">
+                          <a:schemeClr val="accent1">
+                            <a:shade val="15000"/>
+                          </a:schemeClr>
+                        </a:lnRef>
+                        <a:fillRef idx="1">
+                          <a:schemeClr val="accent1"/>
+                        </a:fillRef>
+                        <a:effectRef idx="0">
+                          <a:schemeClr val="accent1"/>
+                        </a:effectRef>
+                        <a:fontRef idx="minor">
+                          <a:schemeClr val="lt1"/>
+                        </a:fontRef>
+                      </wps:style>
+                      <wps:bodyPr rot="0" spcFirstLastPara="0" vertOverflow="overflow" horzOverflow="overflow" vert="horz" wrap="square" lIns="91440" tIns="45720" rIns="91440" bIns="45720" numCol="1" spcCol="0" rtlCol="0" fromWordArt="0" anchor="ctr" anchorCtr="0" forceAA="0" compatLnSpc="1">
+                        <a:prstTxWarp prst="textNoShape">
+                          <a:avLst/>
+                        </a:prstTxWarp>
+                        <a:noAutofit/>
+                      </wps:bodyPr>
+                    </wps:wsp>
+                  </a:graphicData>
+                </a:graphic>
+                <wp14:sizeRelH relativeFrom="margin">
+                  <wp14:pctWidth>0</wp14:pctWidth>
+                </wp14:sizeRelH>
+                <wp14:sizeRelV relativeFrom="margin">
+                  <wp14:pctHeight>0</wp14:pctHeight>
+                </wp14:sizeRelV>
+              </wp:anchor>
+            </w:drawing>
+          </mc:Choice>
+          <mc:Fallback>
+            <w:pict>
+              <v:rect w14:anchorId="121412D3" id="Rectangle 19" o:spid="_x0000_s1026" style="position:absolute;margin-left:50.25pt;margin-top:9.75pt;width:225.75pt;height:173.25pt;z-index:251704320;visibility:visible;mso-wrap-style:square;mso-width-percent:0;mso-height-percent:0;mso-wrap-distance-left:9pt;mso-wrap-distance-top:0;mso-wrap-distance-right:9pt;mso-wrap-distance-bottom:0;mso-position-horizontal:absolute;mso-position-horizontal-relative:text;mso-position-vertical:absolute;mso-position-vertical-relative:text;mso-width-percent:0;mso-height-percent:0;mso-width-relative:margin;mso-height-relative:margin;v-text-anchor:middle" o:gfxdata="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" filled="f" strokecolor="black [3213]" strokeweight="1pt"/>
+            </w:pict>
+          </mc:Fallback>
+        </mc:AlternateContent>
+      </w:r>
     </w:p>
     <w:p>
       <w:pPr>
@@ -7136,6 +7551,89 @@
           <w:szCs w:val="40"/>
         </w:rPr>
       </w:pPr>
+      <w:r>
+        <w:rPr>
+          <w:rFonts w:ascii="Times New Roman" w:hAnsi="Times New Roman" w:cs="Times New Roman"/>
+          <w:noProof/>
+          <w:sz w:val="40"/>
+          <w:szCs w:val="40"/>
+        </w:rPr>
+        <mc:AlternateContent>
+          <mc:Choice Requires="wps">
+            <w:drawing>
+              <wp:anchor distT="0" distB="0" distL="114300" distR="114300" simplePos="0" relativeHeight="251708416" behindDoc="0" locked="0" layoutInCell="1" allowOverlap="1" wp14:anchorId="7EFE3DC2" wp14:editId="60CD294A">
+                <wp:simplePos x="0" y="0"/>
+                <wp:positionH relativeFrom="column">
+                  <wp:posOffset>1323975</wp:posOffset>
+                </wp:positionH>
+                <wp:positionV relativeFrom="paragraph">
+                  <wp:posOffset>267335</wp:posOffset>
+                </wp:positionV>
+                <wp:extent cx="1914525" cy="2077085"/>
+                <wp:effectExtent l="0" t="0" r="28575" b="18415"/>
+                <wp:wrapNone/>
+                <wp:docPr id="676123053" name="Rectangle 19"/>
+                <wp:cNvGraphicFramePr/>
+                <a:graphic xmlns:a="http://schemas.openxmlformats.org/drawingml/2006/main">
+                  <a:graphicData uri="http://schemas.microsoft.com/office/word/2010/wordprocessingShape">
+                    <wps:wsp>
+                      <wps:cNvSpPr/>
+                      <wps:spPr>
+                        <a:xfrm>
+                          <a:off x="0" y="0"/>
+                          <a:ext cx="1914525" cy="2077085"/>
+                        </a:xfrm>
+                        <a:prstGeom prst="rect">
+                          <a:avLst/>
+                        </a:prstGeom>
+                        <a:noFill/>
+                        <a:ln>
+                          <a:solidFill>
+                            <a:schemeClr val="tx1"/>
+                          </a:solidFill>
+                        </a:ln>
+                      </wps:spPr>
+                      <wps:style>
+                        <a:lnRef idx="2">
+                          <a:schemeClr val="accent1">
+                            <a:shade val="15000"/>
+                          </a:schemeClr>
+                        </a:lnRef>
+                        <a:fillRef idx="1">
+                          <a:schemeClr val="accent1"/>
+                        </a:fillRef>
+                        <a:effectRef idx="0">
+                          <a:schemeClr val="accent1"/>
+                        </a:effectRef>
+                        <a:fontRef idx="minor">
+                          <a:schemeClr val="lt1"/>
+                        </a:fontRef>
+                      </wps:style>
+                      <wps:bodyPr rot="0" spcFirstLastPara="0" vertOverflow="overflow" horzOverflow="overflow" vert="horz" wrap="square" lIns="91440" tIns="45720" rIns="91440" bIns="45720" numCol="1" spcCol="0" rtlCol="0" fromWordArt="0" anchor="ctr" anchorCtr="0" forceAA="0" compatLnSpc="1">
+                        <a:prstTxWarp prst="textNoShape">
+                          <a:avLst/>
+                        </a:prstTxWarp>
+                        <a:noAutofit/>
+                      </wps:bodyPr>
+                    </wps:wsp>
+                  </a:graphicData>
+                </a:graphic>
+                <wp14:sizeRelH relativeFrom="margin">
+                  <wp14:pctWidth>0</wp14:pctWidth>
+                </wp14:sizeRelH>
+                <wp14:sizeRelV relativeFrom="margin">
+                  <wp14:pctHeight>0</wp14:pctHeight>
+                </wp14:sizeRelV>
+              </wp:anchor>
+            </w:drawing>
+          </mc:Choice>
+          <mc:Fallback>
+            <w:pict>
+              <v:rect w14:anchorId="32249DB7" id="Rectangle 19" o:spid="_x0000_s1026" style="position:absolute;margin-left:104.25pt;margin-top:21.05pt;width:150.75pt;height:163.55pt;z-index:251708416;visibility:visible;mso-wrap-style:square;mso-width-percent:0;mso-height-percent:0;mso-wrap-distance-left:9pt;mso-wrap-distance-top:0;mso-wrap-distance-right:9pt;mso-wrap-distance-bottom:0;mso-position-horizontal:absolute;mso-position-horizontal-relative:text;mso-position-vertical:absolute;mso-position-vertical-relative:text;mso-width-percent:0;mso-height-percent:0;mso-width-relative:margin;mso-height-relative:margin;v-text-anchor:middle" o:gfxdata="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" filled="f" strokecolor="black [3213]" strokeweight="1pt"/>
+            </w:pict>
+          </mc:Fallback>
+        </mc:AlternateContent>
+      </w:r>
     </w:p>
     <w:p>
       <w:pPr>
@@ -7283,82 +7781,6 @@
           <w:sz w:val="40"/>
           <w:szCs w:val="40"/>
         </w:rPr>
-      </w:pPr>
-      <w:r>
-        <w:rPr>
-          <w:rFonts w:ascii="Times New Roman" w:hAnsi="Times New Roman" w:cs="Times New Roman"/>
-          <w:b/>
-          <w:bCs/>
-          <w:sz w:val="40"/>
-          <w:szCs w:val="40"/>
-        </w:rPr>
-        <w:t>The End</w:t>
-      </w:r>
-    </w:p>
-    <w:p>
-      <w:pPr>
-        <w:pStyle w:val="BasicParagraph"/>
-        <w:tabs>
-          <w:tab w:val="decimal" w:pos="1985"/>
-          <w:tab w:val="decimal" w:pos="3969"/>
-          <w:tab w:val="decimal" w:pos="6096"/>
-          <w:tab w:val="decimal" w:pos="7655"/>
-          <w:tab w:val="decimal" w:pos="8364"/>
-          <w:tab w:val="right" w:pos="9639"/>
-        </w:tabs>
-        <w:spacing w:line="360" w:lineRule="auto"/>
-        <w:jc w:val="center"/>
-        <w:rPr>
-          <w:rFonts w:ascii="Times New Roman" w:hAnsi="Times New Roman" w:cs="Times New Roman"/>
-          <w:b/>
-          <w:bCs/>
-          <w:sz w:val="40"/>
-          <w:szCs w:val="40"/>
-        </w:rPr>
-      </w:pPr>
-    </w:p>
-    <w:p>
-      <w:pPr>
-        <w:pStyle w:val="BasicParagraph"/>
-        <w:tabs>
-          <w:tab w:val="decimal" w:pos="1985"/>
-          <w:tab w:val="decimal" w:pos="3969"/>
-          <w:tab w:val="decimal" w:pos="6096"/>
-          <w:tab w:val="decimal" w:pos="7655"/>
-          <w:tab w:val="decimal" w:pos="8364"/>
-          <w:tab w:val="right" w:pos="9639"/>
-        </w:tabs>
-        <w:spacing w:line="360" w:lineRule="auto"/>
-        <w:jc w:val="center"/>
-        <w:rPr>
-          <w:rFonts w:ascii="Times New Roman" w:hAnsi="Times New Roman" w:cs="Times New Roman"/>
-          <w:b/>
-          <w:bCs/>
-          <w:sz w:val="40"/>
-          <w:szCs w:val="40"/>
-        </w:rPr>
-      </w:pPr>
-    </w:p>
-    <w:p>
-      <w:pPr>
-        <w:pStyle w:val="BasicParagraph"/>
-        <w:tabs>
-          <w:tab w:val="decimal" w:pos="1985"/>
-          <w:tab w:val="decimal" w:pos="3969"/>
-          <w:tab w:val="decimal" w:pos="6096"/>
-          <w:tab w:val="decimal" w:pos="7655"/>
-          <w:tab w:val="decimal" w:pos="8364"/>
-          <w:tab w:val="right" w:pos="9639"/>
-        </w:tabs>
-        <w:spacing w:line="360" w:lineRule="auto"/>
-        <w:jc w:val="center"/>
-        <w:rPr>
-          <w:rFonts w:ascii="Times New Roman" w:hAnsi="Times New Roman" w:cs="Times New Roman"/>
-          <w:b/>
-          <w:bCs/>
-          <w:sz w:val="40"/>
-          <w:szCs w:val="40"/>
-        </w:rPr>
         <w:sectPr>
           <w:type w:val="continuous"/>
           <w:pgSz w:w="11906" w:h="16838" w:code="9"/>
@@ -7370,6 +7792,26 @@
           <w:docGrid w:linePitch="299"/>
         </w:sectPr>
       </w:pPr>
+      <w:r>
+        <w:rPr>
+          <w:rFonts w:ascii="Times New Roman" w:hAnsi="Times New Roman" w:cs="Times New Roman"/>
+          <w:b/>
+          <w:bCs/>
+          <w:sz w:val="40"/>
+          <w:szCs w:val="40"/>
+        </w:rPr>
+        <w:t>The En</w:t>
+      </w:r>
+      <w:r>
+        <w:rPr>
+          <w:rFonts w:ascii="Times New Roman" w:hAnsi="Times New Roman" w:cs="Times New Roman"/>
+          <w:b/>
+          <w:bCs/>
+          <w:sz w:val="40"/>
+          <w:szCs w:val="40"/>
+        </w:rPr>
+        <w:t>d</w:t>
+      </w:r>
     </w:p>
     <w:p>
       <w:pPr>
@@ -7578,11 +8020,105 @@
       </w:pPr>
     </w:lvl>
   </w:abstractNum>
+  <w:abstractNum w:abstractNumId="2" w15:restartNumberingAfterBreak="0">
+    <w:nsid w:val="552B17C0"/>
+    <w:multiLevelType w:val="hybridMultilevel"/>
+    <w:tmpl w:val="EEA838D4"/>
+    <w:lvl w:ilvl="0" w:tplc="78804D94">
+      <w:start w:val="1"/>
+      <w:numFmt w:val="decimal"/>
+      <w:lvlText w:val="%1)"/>
+      <w:lvlJc w:val="left"/>
+      <w:pPr>
+        <w:ind w:left="720" w:hanging="360"/>
+      </w:pPr>
+      <w:rPr>
+        <w:rFonts w:hint="default"/>
+        <w:b/>
+        <w:bCs/>
+      </w:rPr>
+    </w:lvl>
+    <w:lvl w:ilvl="1" w:tplc="04090019" w:tentative="1">
+      <w:start w:val="1"/>
+      <w:numFmt w:val="lowerLetter"/>
+      <w:lvlText w:val="%2."/>
+      <w:lvlJc w:val="left"/>
+      <w:pPr>
+        <w:ind w:left="1440" w:hanging="360"/>
+      </w:pPr>
+    </w:lvl>
+    <w:lvl w:ilvl="2" w:tplc="0409001B" w:tentative="1">
+      <w:start w:val="1"/>
+      <w:numFmt w:val="lowerRoman"/>
+      <w:lvlText w:val="%3."/>
+      <w:lvlJc w:val="right"/>
+      <w:pPr>
+        <w:ind w:left="2160" w:hanging="180"/>
+      </w:pPr>
+    </w:lvl>
+    <w:lvl w:ilvl="3" w:tplc="0409000F" w:tentative="1">
+      <w:start w:val="1"/>
+      <w:numFmt w:val="decimal"/>
+      <w:lvlText w:val="%4."/>
+      <w:lvlJc w:val="left"/>
+      <w:pPr>
+        <w:ind w:left="2880" w:hanging="360"/>
+      </w:pPr>
+    </w:lvl>
+    <w:lvl w:ilvl="4" w:tplc="04090019" w:tentative="1">
+      <w:start w:val="1"/>
+      <w:numFmt w:val="lowerLetter"/>
+      <w:lvlText w:val="%5."/>
+      <w:lvlJc w:val="left"/>
+      <w:pPr>
+        <w:ind w:left="3600" w:hanging="360"/>
+      </w:pPr>
+    </w:lvl>
+    <w:lvl w:ilvl="5" w:tplc="0409001B" w:tentative="1">
+      <w:start w:val="1"/>
+      <w:numFmt w:val="lowerRoman"/>
+      <w:lvlText w:val="%6."/>
+      <w:lvlJc w:val="right"/>
+      <w:pPr>
+        <w:ind w:left="4320" w:hanging="180"/>
+      </w:pPr>
+    </w:lvl>
+    <w:lvl w:ilvl="6" w:tplc="0409000F" w:tentative="1">
+      <w:start w:val="1"/>
+      <w:numFmt w:val="decimal"/>
+      <w:lvlText w:val="%7."/>
+      <w:lvlJc w:val="left"/>
+      <w:pPr>
+        <w:ind w:left="5040" w:hanging="360"/>
+      </w:pPr>
+    </w:lvl>
+    <w:lvl w:ilvl="7" w:tplc="04090019" w:tentative="1">
+      <w:start w:val="1"/>
+      <w:numFmt w:val="lowerLetter"/>
+      <w:lvlText w:val="%8."/>
+      <w:lvlJc w:val="left"/>
+      <w:pPr>
+        <w:ind w:left="5760" w:hanging="360"/>
+      </w:pPr>
+    </w:lvl>
+    <w:lvl w:ilvl="8" w:tplc="0409001B" w:tentative="1">
+      <w:start w:val="1"/>
+      <w:numFmt w:val="lowerRoman"/>
+      <w:lvlText w:val="%9."/>
+      <w:lvlJc w:val="right"/>
+      <w:pPr>
+        <w:ind w:left="6480" w:hanging="180"/>
+      </w:pPr>
+    </w:lvl>
+  </w:abstractNum>
   <w:num w:numId="1" w16cid:durableId="530339697">
     <w:abstractNumId w:val="1"/>
   </w:num>
   <w:num w:numId="2" w16cid:durableId="46538625">
     <w:abstractNumId w:val="0"/>
+  </w:num>
+  <w:num w:numId="3" w16cid:durableId="413013098">
+    <w:abstractNumId w:val="2"/>
   </w:num>
 </w:numbering>
 </file>
@@ -8985,4 +9521,16 @@
     </a:ext>
   </a:extLst>
 </a:theme>
+</file>
+
+<file path=customXml/item1.xml><?xml version="1.0" encoding="utf-8"?>
+<b:Sources xmlns:b="http://schemas.openxmlformats.org/officeDocument/2006/bibliography" xmlns="http://schemas.openxmlformats.org/officeDocument/2006/bibliography" SelectedStyle="\APASixthEditionOfficeOnline.xsl" StyleName="APA" Version="6"/>
+</file>
+
+<file path=customXml/itemProps1.xml><?xml version="1.0" encoding="utf-8"?>
+<ds:datastoreItem xmlns:ds="http://schemas.openxmlformats.org/officeDocument/2006/customXml" ds:itemID="{ABC87D81-4C88-4188-9DA3-E8BE176450E5}">
+  <ds:schemaRefs>
+    <ds:schemaRef ds:uri="http://schemas.openxmlformats.org/officeDocument/2006/bibliography"/>
+  </ds:schemaRefs>
+</ds:datastoreItem>
 </file>